--- a/docs/result/오이소창원_결과보고서_최종본_20261005.docx
+++ b/docs/result/오이소창원_결과보고서_최종본_20261005.docx
@@ -125,7 +125,7 @@
           <w:sz w:val="19"/>
           <w:szCs w:val="19"/>
         </w:rPr>
-        <w:t xml:space="preserve">2026-10-06 갱신 · 이혜경 · 「오이소창원 기획안(최종본)」 대응 결과 · 제4회 경남 AI·SW 경진대회 일반부 · 지정주제 01 사회문제 해결형 AI Agent</w:t>
+        <w:t xml:space="preserve">2026-10-15 최종 갱신(본선·대회 종료 반영) · 이혜경 · 「오이소창원 기획안(최종본)」 대응 결과 · 제4회 경남 AI·SW 경진대회 일반부 · 지정주제 01 사회문제 해결형 AI Agent</w:t>
       </w:r>
     </w:p>
     <w:tbl>
@@ -577,7 +577,7 @@
             <w:pPr>
               <w:jc w:val="left"/>
             </w:pPr>
-            <w:hyperlink w:history="1" r:id="rId38zwmwhljcuizb-dykl6h">
+            <w:hyperlink w:history="1" r:id="rIddksvazlspndaz65j52o9c">
               <w:r>
                 <w:rPr>
                   <w:rStyle w:val="Hyperlink"/>
@@ -646,7 +646,7 @@
             <w:pPr>
               <w:jc w:val="left"/>
             </w:pPr>
-            <w:hyperlink w:history="1" r:id="rId94l-yizg-mrktnvichei_">
+            <w:hyperlink w:history="1" r:id="rIdc4kg51q3jenp1nfr6whgy">
               <w:r>
                 <w:rPr>
                   <w:rStyle w:val="Hyperlink"/>
@@ -722,6 +722,72 @@
                 <w:szCs w:val="17"/>
               </w:rPr>
               <w:t xml:space="preserve">오이소창원(일반부) — 조준수(팀장), 이혜경, 이미영</w:t>
+            </w:r>
+          </w:p>
+        </w:tc>
+      </w:tr>
+      <w:tr>
+        <w:trPr>
+          <w:cantSplit/>
+          <w:tblHeader w:val="false"/>
+        </w:trPr>
+        <w:tc>
+          <w:tcPr>
+            <w:tcW w:type="dxa" w:w="1460"/>
+            <w:tcBorders>
+              <w:top w:val="single" w:color="C9D3DF" w:sz="4"/>
+              <w:left w:val="single" w:color="C9D3DF" w:sz="4"/>
+              <w:bottom w:val="single" w:color="C9D3DF" w:sz="4"/>
+              <w:right w:val="single" w:color="C9D3DF" w:sz="4"/>
+            </w:tcBorders>
+            <w:tcMar>
+              <w:top w:type="dxa" w:w="50"/>
+              <w:left w:type="dxa" w:w="80"/>
+              <w:bottom w:type="dxa" w:w="50"/>
+              <w:right w:type="dxa" w:w="80"/>
+            </w:tcMar>
+          </w:tcPr>
+          <w:p>
+            <w:pPr>
+              <w:jc w:val="center"/>
+            </w:pPr>
+            <w:r>
+              <w:rPr>
+                <w:rFonts w:ascii="Malgun Gothic" w:cs="Malgun Gothic" w:eastAsia="Malgun Gothic" w:hAnsi="Malgun Gothic"/>
+                <w:sz w:val="17"/>
+                <w:szCs w:val="17"/>
+              </w:rPr>
+              <w:t xml:space="preserve">대회 결과</w:t>
+            </w:r>
+          </w:p>
+        </w:tc>
+        <w:tc>
+          <w:tcPr>
+            <w:tcW w:type="dxa" w:w="8744"/>
+            <w:tcBorders>
+              <w:top w:val="single" w:color="C9D3DF" w:sz="4"/>
+              <w:left w:val="single" w:color="C9D3DF" w:sz="4"/>
+              <w:bottom w:val="single" w:color="C9D3DF" w:sz="4"/>
+              <w:right w:val="single" w:color="C9D3DF" w:sz="4"/>
+            </w:tcBorders>
+            <w:tcMar>
+              <w:top w:type="dxa" w:w="50"/>
+              <w:left w:type="dxa" w:w="80"/>
+              <w:bottom w:type="dxa" w:w="50"/>
+              <w:right w:type="dxa" w:w="80"/>
+            </w:tcMar>
+          </w:tcPr>
+          <w:p>
+            <w:pPr>
+              <w:jc w:val="left"/>
+            </w:pPr>
+            <w:r>
+              <w:rPr>
+                <w:rFonts w:ascii="Malgun Gothic" w:cs="Malgun Gothic" w:eastAsia="Malgun Gothic" w:hAnsi="Malgun Gothic"/>
+                <w:sz w:val="17"/>
+                <w:szCs w:val="17"/>
+              </w:rPr>
+              <w:t xml:space="preserve">1차 서류 통과 → 10/12 본선 발표(발표 7분 + 질의응답 2분) 진행</w:t>
             </w:r>
           </w:p>
         </w:tc>
@@ -998,6 +1064,24 @@
     </w:p>
     <w:p>
       <w:pPr>
+        <w:pStyle w:val="ListParagraph"/>
+        <w:numPr>
+          <w:ilvl w:val="0"/>
+          <w:numId w:val="2"/>
+        </w:numPr>
+        <w:spacing w:after="40"/>
+      </w:pPr>
+      <w:r>
+        <w:rPr>
+          <w:rFonts w:ascii="Malgun Gothic" w:cs="Malgun Gothic" w:eastAsia="Malgun Gothic" w:hAnsi="Malgun Gothic"/>
+          <w:sz w:val="19"/>
+          <w:szCs w:val="19"/>
+        </w:rPr>
+        <w:t xml:space="preserve">Ⅹ. 본선 진출과 대회 종료 후 정리 — 1. 본선 진행 · 2. 본선 자료 제작 · 3. 대회 종료 후 정리(10/15)</w:t>
+      </w:r>
+    </w:p>
+    <w:p>
+      <w:pPr>
         <w:pStyle w:val="Heading1"/>
         <w:keepNext/>
         <w:spacing w:after="80" w:before="220"/>
@@ -5789,7 +5873,7 @@
                 <w:sz w:val="17"/>
                 <w:szCs w:val="17"/>
               </w:rPr>
-              <w:t xml:space="preserve"> — 기능 변경 없음), Streamlit Secrets 관리, 시연동영상 최종 편집(부족 장면 보완·컷 편집·자막·속도 조절), 발표자료 최종본(ChatGPT GPT-6 Astra Pro로 워크플로우 중심 10장·6분 발표 대본), 전체 검수</w:t>
+              <w:t xml:space="preserve"> — 기능 변경 없음), Streamlit Secrets 관리, 시연동영상 녹화(1차 제출, 본선 2번 영상 원본 2분 57초), 발표자료 최종본(ChatGPT GPT-6 Astra Pro로 워크플로우 중심 10장·6분 발표 대본), 전체 검수</w:t>
             </w:r>
           </w:p>
         </w:tc>
@@ -5915,7 +5999,7 @@
                 <w:sz w:val="17"/>
                 <w:szCs w:val="17"/>
               </w:rPr>
-              <w:t xml:space="preserve">기획안, 데이터 수집·출처 검증, 기능 개발 및 테스트(일정 알림: 캘린더·리포트·이메일), 브랜드 로고·앱 QR 제작, 온라인 응답 설문 제작, 팀 자체 테스트 25회(68건 반영), 실사용자 설문 Apps Script·분석 탭, 완료보고서·기술명세서·신청서·신고서·이 결과보고서</w:t>
+              <w:t xml:space="preserve">기획안, 데이터 수집·출처 검증, 기능 개발 및 테스트(일정 알림: 캘린더·리포트·이메일), 브랜드 로고·앱 QR 제작, 온라인 응답 설문 제작, 팀 자체 테스트 25회(68건 반영), 실사용자 설문 Apps Script·분석 탭, 완료보고서·기술명세서(본선 수정본 포함)·신청서·신고서(10/15 최종)·이 결과보고서, 로고 제작(OpenAI gpt-image-2·ChatGPT), 본선 2번 영상 편집(비디오스튜 — 썸네일·녹화 영상·엔딩 합치기, 배경음악·자동 전환), 본선 예상 질문 20</w:t>
             </w:r>
           </w:p>
         </w:tc>
@@ -6065,7 +6149,15 @@
                 <w:sz w:val="17"/>
                 <w:szCs w:val="17"/>
               </w:rPr>
-              <w:t xml:space="preserve">시연동영상 녹화·발표자료 10장 제작(10/5)</w:t>
+              <w:t xml:space="preserve">발표자료 10장 제작(10/5)</w:t>
+            </w:r>
+            <w:r>
+              <w:rPr>
+                <w:rFonts w:ascii="Malgun Gothic" w:cs="Malgun Gothic" w:eastAsia="Malgun Gothic" w:hAnsi="Malgun Gothic"/>
+                <w:sz w:val="17"/>
+                <w:szCs w:val="17"/>
+              </w:rPr>
+              <w:t xml:space="preserve">, 본선 발표 PPT(최종 v4)·1번 영상(Google NotebookLM), 2번 영상 썸네일·엔딩 이미지(ChatGPT GPT 솔라이트 6.1)</w:t>
             </w:r>
           </w:p>
         </w:tc>
@@ -6283,8 +6375,8 @@
       </w:tblPr>
       <w:tblGrid>
         <w:gridCol w:w="3060"/>
-        <w:gridCol w:w="2795"/>
-        <w:gridCol w:w="4349"/>
+        <w:gridCol w:w="2765"/>
+        <w:gridCol w:w="4379"/>
       </w:tblGrid>
       <w:tr>
         <w:trPr>
@@ -6327,7 +6419,7 @@
         </w:tc>
         <w:tc>
           <w:tcPr>
-            <w:tcW w:type="dxa" w:w="2795"/>
+            <w:tcW w:type="dxa" w:w="2765"/>
             <w:tcBorders>
               <w:top w:val="single" w:color="C9D3DF" w:sz="4"/>
               <w:left w:val="single" w:color="C9D3DF" w:sz="4"/>
@@ -6361,7 +6453,7 @@
         </w:tc>
         <w:tc>
           <w:tcPr>
-            <w:tcW w:type="dxa" w:w="4349"/>
+            <w:tcW w:type="dxa" w:w="4379"/>
             <w:tcBorders>
               <w:top w:val="single" w:color="C9D3DF" w:sz="4"/>
               <w:left w:val="single" w:color="C9D3DF" w:sz="4"/>
@@ -6431,7 +6523,7 @@
         </w:tc>
         <w:tc>
           <w:tcPr>
-            <w:tcW w:type="dxa" w:w="2795"/>
+            <w:tcW w:type="dxa" w:w="2765"/>
             <w:tcBorders>
               <w:top w:val="single" w:color="C9D3DF" w:sz="4"/>
               <w:left w:val="single" w:color="C9D3DF" w:sz="4"/>
@@ -6461,7 +6553,7 @@
         </w:tc>
         <w:tc>
           <w:tcPr>
-            <w:tcW w:type="dxa" w:w="4349"/>
+            <w:tcW w:type="dxa" w:w="4379"/>
             <w:tcBorders>
               <w:top w:val="single" w:color="C9D3DF" w:sz="4"/>
               <w:left w:val="single" w:color="C9D3DF" w:sz="4"/>
@@ -6527,7 +6619,7 @@
         </w:tc>
         <w:tc>
           <w:tcPr>
-            <w:tcW w:type="dxa" w:w="2795"/>
+            <w:tcW w:type="dxa" w:w="2765"/>
             <w:tcBorders>
               <w:top w:val="single" w:color="C9D3DF" w:sz="4"/>
               <w:left w:val="single" w:color="C9D3DF" w:sz="4"/>
@@ -6557,7 +6649,7 @@
         </w:tc>
         <w:tc>
           <w:tcPr>
-            <w:tcW w:type="dxa" w:w="4349"/>
+            <w:tcW w:type="dxa" w:w="4379"/>
             <w:tcBorders>
               <w:top w:val="single" w:color="C9D3DF" w:sz="4"/>
               <w:left w:val="single" w:color="C9D3DF" w:sz="4"/>
@@ -6623,7 +6715,7 @@
         </w:tc>
         <w:tc>
           <w:tcPr>
-            <w:tcW w:type="dxa" w:w="2795"/>
+            <w:tcW w:type="dxa" w:w="2765"/>
             <w:tcBorders>
               <w:top w:val="single" w:color="C9D3DF" w:sz="4"/>
               <w:left w:val="single" w:color="C9D3DF" w:sz="4"/>
@@ -6653,7 +6745,7 @@
         </w:tc>
         <w:tc>
           <w:tcPr>
-            <w:tcW w:type="dxa" w:w="4349"/>
+            <w:tcW w:type="dxa" w:w="4379"/>
             <w:tcBorders>
               <w:top w:val="single" w:color="C9D3DF" w:sz="4"/>
               <w:left w:val="single" w:color="C9D3DF" w:sz="4"/>
@@ -6719,7 +6811,7 @@
         </w:tc>
         <w:tc>
           <w:tcPr>
-            <w:tcW w:type="dxa" w:w="2795"/>
+            <w:tcW w:type="dxa" w:w="2765"/>
             <w:tcBorders>
               <w:top w:val="single" w:color="C9D3DF" w:sz="4"/>
               <w:left w:val="single" w:color="C9D3DF" w:sz="4"/>
@@ -6749,7 +6841,7 @@
         </w:tc>
         <w:tc>
           <w:tcPr>
-            <w:tcW w:type="dxa" w:w="4349"/>
+            <w:tcW w:type="dxa" w:w="4379"/>
             <w:tcBorders>
               <w:top w:val="single" w:color="C9D3DF" w:sz="4"/>
               <w:left w:val="single" w:color="C9D3DF" w:sz="4"/>
@@ -6815,7 +6907,7 @@
         </w:tc>
         <w:tc>
           <w:tcPr>
-            <w:tcW w:type="dxa" w:w="2795"/>
+            <w:tcW w:type="dxa" w:w="2765"/>
             <w:tcBorders>
               <w:top w:val="single" w:color="C9D3DF" w:sz="4"/>
               <w:left w:val="single" w:color="C9D3DF" w:sz="4"/>
@@ -6845,7 +6937,7 @@
         </w:tc>
         <w:tc>
           <w:tcPr>
-            <w:tcW w:type="dxa" w:w="4349"/>
+            <w:tcW w:type="dxa" w:w="4379"/>
             <w:tcBorders>
               <w:top w:val="single" w:color="C9D3DF" w:sz="4"/>
               <w:left w:val="single" w:color="C9D3DF" w:sz="4"/>
@@ -6911,7 +7003,7 @@
         </w:tc>
         <w:tc>
           <w:tcPr>
-            <w:tcW w:type="dxa" w:w="2795"/>
+            <w:tcW w:type="dxa" w:w="2765"/>
             <w:tcBorders>
               <w:top w:val="single" w:color="C9D3DF" w:sz="4"/>
               <w:left w:val="single" w:color="C9D3DF" w:sz="4"/>
@@ -6941,7 +7033,7 @@
         </w:tc>
         <w:tc>
           <w:tcPr>
-            <w:tcW w:type="dxa" w:w="4349"/>
+            <w:tcW w:type="dxa" w:w="4379"/>
             <w:tcBorders>
               <w:top w:val="single" w:color="C9D3DF" w:sz="4"/>
               <w:left w:val="single" w:color="C9D3DF" w:sz="4"/>
@@ -7007,7 +7099,7 @@
         </w:tc>
         <w:tc>
           <w:tcPr>
-            <w:tcW w:type="dxa" w:w="2795"/>
+            <w:tcW w:type="dxa" w:w="2765"/>
             <w:tcBorders>
               <w:top w:val="single" w:color="C9D3DF" w:sz="4"/>
               <w:left w:val="single" w:color="C9D3DF" w:sz="4"/>
@@ -7037,31 +7129,31 @@
         </w:tc>
         <w:tc>
           <w:tcPr>
-            <w:tcW w:type="dxa" w:w="4349"/>
-            <w:tcBorders>
-              <w:top w:val="single" w:color="C9D3DF" w:sz="4"/>
-              <w:left w:val="single" w:color="C9D3DF" w:sz="4"/>
-              <w:bottom w:val="single" w:color="C9D3DF" w:sz="4"/>
-              <w:right w:val="single" w:color="C9D3DF" w:sz="4"/>
-            </w:tcBorders>
-            <w:tcMar>
-              <w:top w:type="dxa" w:w="50"/>
-              <w:left w:type="dxa" w:w="80"/>
-              <w:bottom w:type="dxa" w:w="50"/>
-              <w:right w:type="dxa" w:w="80"/>
-            </w:tcMar>
-          </w:tcPr>
-          <w:p>
-            <w:pPr>
-              <w:jc w:val="left"/>
-            </w:pPr>
-            <w:r>
-              <w:rPr>
-                <w:rFonts w:ascii="Malgun Gothic" w:cs="Malgun Gothic" w:eastAsia="Malgun Gothic" w:hAnsi="Malgun Gothic"/>
-                <w:sz w:val="17"/>
-                <w:szCs w:val="17"/>
-              </w:rPr>
-              <w:t xml:space="preserve">팀장 노트북·휴대폰 전체 검수 후 UX/UI 개선 5번(10:07·10:16·15:17·16:11·16:34, 기능 변경 없음·자동 테스트 127개 통과), 시연동영상(웹·모바일) 녹화·발표자료 10장 제작(이미영) → 최종 편집(조준수), 문서 최종 갱신</w:t>
+            <w:tcW w:type="dxa" w:w="4379"/>
+            <w:tcBorders>
+              <w:top w:val="single" w:color="C9D3DF" w:sz="4"/>
+              <w:left w:val="single" w:color="C9D3DF" w:sz="4"/>
+              <w:bottom w:val="single" w:color="C9D3DF" w:sz="4"/>
+              <w:right w:val="single" w:color="C9D3DF" w:sz="4"/>
+            </w:tcBorders>
+            <w:tcMar>
+              <w:top w:type="dxa" w:w="50"/>
+              <w:left w:type="dxa" w:w="80"/>
+              <w:bottom w:type="dxa" w:w="50"/>
+              <w:right w:type="dxa" w:w="80"/>
+            </w:tcMar>
+          </w:tcPr>
+          <w:p>
+            <w:pPr>
+              <w:jc w:val="left"/>
+            </w:pPr>
+            <w:r>
+              <w:rPr>
+                <w:rFonts w:ascii="Malgun Gothic" w:cs="Malgun Gothic" w:eastAsia="Malgun Gothic" w:hAnsi="Malgun Gothic"/>
+                <w:sz w:val="17"/>
+                <w:szCs w:val="17"/>
+              </w:rPr>
+              <w:t xml:space="preserve">팀장 노트북·휴대폰 전체 검수 후 UX/UI 개선 5번(10:07·10:16·15:17·16:11·16:34, 기능 변경 없음·자동 테스트 127개 통과), 시연동영상(웹·모바일) 녹화(조준수), 발표자료 10장 제작(이미영) → 최종 편집(조준수), 문서 최종 갱신</w:t>
             </w:r>
           </w:p>
         </w:tc>
@@ -7103,7 +7195,7 @@
         </w:tc>
         <w:tc>
           <w:tcPr>
-            <w:tcW w:type="dxa" w:w="2795"/>
+            <w:tcW w:type="dxa" w:w="2765"/>
             <w:tcBorders>
               <w:top w:val="single" w:color="C9D3DF" w:sz="4"/>
               <w:left w:val="single" w:color="C9D3DF" w:sz="4"/>
@@ -7133,7 +7225,7 @@
         </w:tc>
         <w:tc>
           <w:tcPr>
-            <w:tcW w:type="dxa" w:w="4349"/>
+            <w:tcW w:type="dxa" w:w="4379"/>
             <w:tcBorders>
               <w:top w:val="single" w:color="C9D3DF" w:sz="4"/>
               <w:left w:val="single" w:color="C9D3DF" w:sz="4"/>
@@ -7158,6 +7250,390 @@
                 <w:szCs w:val="17"/>
               </w:rPr>
               <w:t xml:space="preserve">구글폼 기본정보 입력 + zip 1개 일반부_10_조준수.zip</w:t>
+            </w:r>
+          </w:p>
+        </w:tc>
+      </w:tr>
+      <w:tr>
+        <w:trPr>
+          <w:cantSplit/>
+          <w:tblHeader w:val="false"/>
+        </w:trPr>
+        <w:tc>
+          <w:tcPr>
+            <w:tcW w:type="dxa" w:w="3060"/>
+            <w:tcBorders>
+              <w:top w:val="single" w:color="C9D3DF" w:sz="4"/>
+              <w:left w:val="single" w:color="C9D3DF" w:sz="4"/>
+              <w:bottom w:val="single" w:color="C9D3DF" w:sz="4"/>
+              <w:right w:val="single" w:color="C9D3DF" w:sz="4"/>
+            </w:tcBorders>
+            <w:tcMar>
+              <w:top w:type="dxa" w:w="50"/>
+              <w:left w:type="dxa" w:w="80"/>
+              <w:bottom w:type="dxa" w:w="50"/>
+              <w:right w:type="dxa" w:w="80"/>
+            </w:tcMar>
+          </w:tcPr>
+          <w:p>
+            <w:pPr>
+              <w:jc w:val="center"/>
+            </w:pPr>
+            <w:r>
+              <w:rPr>
+                <w:rFonts w:ascii="Malgun Gothic" w:cs="Malgun Gothic" w:eastAsia="Malgun Gothic" w:hAnsi="Malgun Gothic"/>
+                <w:sz w:val="17"/>
+                <w:szCs w:val="17"/>
+              </w:rPr>
+              <w:t xml:space="preserve">10/8</w:t>
+            </w:r>
+          </w:p>
+        </w:tc>
+        <w:tc>
+          <w:tcPr>
+            <w:tcW w:type="dxa" w:w="2765"/>
+            <w:tcBorders>
+              <w:top w:val="single" w:color="C9D3DF" w:sz="4"/>
+              <w:left w:val="single" w:color="C9D3DF" w:sz="4"/>
+              <w:bottom w:val="single" w:color="C9D3DF" w:sz="4"/>
+              <w:right w:val="single" w:color="C9D3DF" w:sz="4"/>
+            </w:tcBorders>
+            <w:tcMar>
+              <w:top w:type="dxa" w:w="50"/>
+              <w:left w:type="dxa" w:w="80"/>
+              <w:bottom w:type="dxa" w:w="50"/>
+              <w:right w:type="dxa" w:w="80"/>
+            </w:tcMar>
+          </w:tcPr>
+          <w:p>
+            <w:pPr>
+              <w:jc w:val="left"/>
+            </w:pPr>
+            <w:r>
+              <w:rPr>
+                <w:rFonts w:ascii="Malgun Gothic" w:cs="Malgun Gothic" w:eastAsia="Malgun Gothic" w:hAnsi="Malgun Gothic"/>
+                <w:sz w:val="17"/>
+                <w:szCs w:val="17"/>
+              </w:rPr>
+              <w:t xml:space="preserve">1차 서류 결과</w:t>
+            </w:r>
+          </w:p>
+        </w:tc>
+        <w:tc>
+          <w:tcPr>
+            <w:tcW w:type="dxa" w:w="4379"/>
+            <w:tcBorders>
+              <w:top w:val="single" w:color="C9D3DF" w:sz="4"/>
+              <w:left w:val="single" w:color="C9D3DF" w:sz="4"/>
+              <w:bottom w:val="single" w:color="C9D3DF" w:sz="4"/>
+              <w:right w:val="single" w:color="C9D3DF" w:sz="4"/>
+            </w:tcBorders>
+            <w:tcMar>
+              <w:top w:type="dxa" w:w="50"/>
+              <w:left w:type="dxa" w:w="80"/>
+              <w:bottom w:type="dxa" w:w="50"/>
+              <w:right w:type="dxa" w:w="80"/>
+            </w:tcMar>
+          </w:tcPr>
+          <w:p>
+            <w:pPr>
+              <w:jc w:val="left"/>
+            </w:pPr>
+            <w:r>
+              <w:rPr>
+                <w:rFonts w:ascii="Malgun Gothic" w:cs="Malgun Gothic" w:eastAsia="Malgun Gothic" w:hAnsi="Malgun Gothic"/>
+                <w:sz w:val="17"/>
+                <w:szCs w:val="17"/>
+              </w:rPr>
+              <w:t xml:space="preserve">서류 통과, 본선 준비(수치·용어 동결, 예상 질문)</w:t>
+            </w:r>
+          </w:p>
+        </w:tc>
+      </w:tr>
+      <w:tr>
+        <w:trPr>
+          <w:cantSplit/>
+          <w:tblHeader w:val="false"/>
+        </w:trPr>
+        <w:tc>
+          <w:tcPr>
+            <w:tcW w:type="dxa" w:w="3060"/>
+            <w:tcBorders>
+              <w:top w:val="single" w:color="C9D3DF" w:sz="4"/>
+              <w:left w:val="single" w:color="C9D3DF" w:sz="4"/>
+              <w:bottom w:val="single" w:color="C9D3DF" w:sz="4"/>
+              <w:right w:val="single" w:color="C9D3DF" w:sz="4"/>
+            </w:tcBorders>
+            <w:tcMar>
+              <w:top w:type="dxa" w:w="50"/>
+              <w:left w:type="dxa" w:w="80"/>
+              <w:bottom w:type="dxa" w:w="50"/>
+              <w:right w:type="dxa" w:w="80"/>
+            </w:tcMar>
+          </w:tcPr>
+          <w:p>
+            <w:pPr>
+              <w:jc w:val="center"/>
+            </w:pPr>
+            <w:r>
+              <w:rPr>
+                <w:rFonts w:ascii="Malgun Gothic" w:cs="Malgun Gothic" w:eastAsia="Malgun Gothic" w:hAnsi="Malgun Gothic"/>
+                <w:sz w:val="17"/>
+                <w:szCs w:val="17"/>
+              </w:rPr>
+              <w:t xml:space="preserve">10/10</w:t>
+            </w:r>
+          </w:p>
+        </w:tc>
+        <w:tc>
+          <w:tcPr>
+            <w:tcW w:type="dxa" w:w="2765"/>
+            <w:tcBorders>
+              <w:top w:val="single" w:color="C9D3DF" w:sz="4"/>
+              <w:left w:val="single" w:color="C9D3DF" w:sz="4"/>
+              <w:bottom w:val="single" w:color="C9D3DF" w:sz="4"/>
+              <w:right w:val="single" w:color="C9D3DF" w:sz="4"/>
+            </w:tcBorders>
+            <w:tcMar>
+              <w:top w:type="dxa" w:w="50"/>
+              <w:left w:type="dxa" w:w="80"/>
+              <w:bottom w:type="dxa" w:w="50"/>
+              <w:right w:type="dxa" w:w="80"/>
+            </w:tcMar>
+          </w:tcPr>
+          <w:p>
+            <w:pPr>
+              <w:jc w:val="left"/>
+            </w:pPr>
+            <w:r>
+              <w:rPr>
+                <w:rFonts w:ascii="Malgun Gothic" w:cs="Malgun Gothic" w:eastAsia="Malgun Gothic" w:hAnsi="Malgun Gothic"/>
+                <w:sz w:val="17"/>
+                <w:szCs w:val="17"/>
+              </w:rPr>
+              <w:t xml:space="preserve">본선 자료</w:t>
+            </w:r>
+          </w:p>
+        </w:tc>
+        <w:tc>
+          <w:tcPr>
+            <w:tcW w:type="dxa" w:w="4379"/>
+            <w:tcBorders>
+              <w:top w:val="single" w:color="C9D3DF" w:sz="4"/>
+              <w:left w:val="single" w:color="C9D3DF" w:sz="4"/>
+              <w:bottom w:val="single" w:color="C9D3DF" w:sz="4"/>
+              <w:right w:val="single" w:color="C9D3DF" w:sz="4"/>
+            </w:tcBorders>
+            <w:tcMar>
+              <w:top w:type="dxa" w:w="50"/>
+              <w:left w:type="dxa" w:w="80"/>
+              <w:bottom w:type="dxa" w:w="50"/>
+              <w:right w:type="dxa" w:w="80"/>
+            </w:tcMar>
+          </w:tcPr>
+          <w:p>
+            <w:pPr>
+              <w:jc w:val="left"/>
+            </w:pPr>
+            <w:r>
+              <w:rPr>
+                <w:rFonts w:ascii="Malgun Gothic" w:cs="Malgun Gothic" w:eastAsia="Malgun Gothic" w:hAnsi="Malgun Gothic"/>
+                <w:sz w:val="17"/>
+                <w:szCs w:val="17"/>
+              </w:rPr>
+              <w:t xml:space="preserve">본선 PPT·1번·2번 영상 제작, 기술명세서 수정본·예상 질문 20</w:t>
+            </w:r>
+          </w:p>
+        </w:tc>
+      </w:tr>
+      <w:tr>
+        <w:trPr>
+          <w:cantSplit/>
+          <w:tblHeader w:val="false"/>
+        </w:trPr>
+        <w:tc>
+          <w:tcPr>
+            <w:tcW w:type="dxa" w:w="3060"/>
+            <w:tcBorders>
+              <w:top w:val="single" w:color="C9D3DF" w:sz="4"/>
+              <w:left w:val="single" w:color="C9D3DF" w:sz="4"/>
+              <w:bottom w:val="single" w:color="C9D3DF" w:sz="4"/>
+              <w:right w:val="single" w:color="C9D3DF" w:sz="4"/>
+            </w:tcBorders>
+            <w:tcMar>
+              <w:top w:type="dxa" w:w="50"/>
+              <w:left w:type="dxa" w:w="80"/>
+              <w:bottom w:type="dxa" w:w="50"/>
+              <w:right w:type="dxa" w:w="80"/>
+            </w:tcMar>
+          </w:tcPr>
+          <w:p>
+            <w:pPr>
+              <w:jc w:val="center"/>
+            </w:pPr>
+            <w:r>
+              <w:rPr>
+                <w:rFonts w:ascii="Malgun Gothic" w:cs="Malgun Gothic" w:eastAsia="Malgun Gothic" w:hAnsi="Malgun Gothic"/>
+                <w:sz w:val="17"/>
+                <w:szCs w:val="17"/>
+              </w:rPr>
+              <w:t xml:space="preserve">10/12</w:t>
+            </w:r>
+          </w:p>
+        </w:tc>
+        <w:tc>
+          <w:tcPr>
+            <w:tcW w:type="dxa" w:w="2765"/>
+            <w:tcBorders>
+              <w:top w:val="single" w:color="C9D3DF" w:sz="4"/>
+              <w:left w:val="single" w:color="C9D3DF" w:sz="4"/>
+              <w:bottom w:val="single" w:color="C9D3DF" w:sz="4"/>
+              <w:right w:val="single" w:color="C9D3DF" w:sz="4"/>
+            </w:tcBorders>
+            <w:tcMar>
+              <w:top w:type="dxa" w:w="50"/>
+              <w:left w:type="dxa" w:w="80"/>
+              <w:bottom w:type="dxa" w:w="50"/>
+              <w:right w:type="dxa" w:w="80"/>
+            </w:tcMar>
+          </w:tcPr>
+          <w:p>
+            <w:pPr>
+              <w:jc w:val="left"/>
+            </w:pPr>
+            <w:r>
+              <w:rPr>
+                <w:rFonts w:ascii="Malgun Gothic" w:cs="Malgun Gothic" w:eastAsia="Malgun Gothic" w:hAnsi="Malgun Gothic"/>
+                <w:sz w:val="17"/>
+                <w:szCs w:val="17"/>
+              </w:rPr>
+              <w:t xml:space="preserve">본선 발표</w:t>
+            </w:r>
+          </w:p>
+        </w:tc>
+        <w:tc>
+          <w:tcPr>
+            <w:tcW w:type="dxa" w:w="4379"/>
+            <w:tcBorders>
+              <w:top w:val="single" w:color="C9D3DF" w:sz="4"/>
+              <w:left w:val="single" w:color="C9D3DF" w:sz="4"/>
+              <w:bottom w:val="single" w:color="C9D3DF" w:sz="4"/>
+              <w:right w:val="single" w:color="C9D3DF" w:sz="4"/>
+            </w:tcBorders>
+            <w:tcMar>
+              <w:top w:type="dxa" w:w="50"/>
+              <w:left w:type="dxa" w:w="80"/>
+              <w:bottom w:type="dxa" w:w="50"/>
+              <w:right w:type="dxa" w:w="80"/>
+            </w:tcMar>
+          </w:tcPr>
+          <w:p>
+            <w:pPr>
+              <w:jc w:val="left"/>
+            </w:pPr>
+            <w:r>
+              <w:rPr>
+                <w:rFonts w:ascii="Malgun Gothic" w:cs="Malgun Gothic" w:eastAsia="Malgun Gothic" w:hAnsi="Malgun Gothic"/>
+                <w:sz w:val="17"/>
+                <w:szCs w:val="17"/>
+              </w:rPr>
+              <w:t xml:space="preserve">발표 7분 + 질의응답 2분</w:t>
+            </w:r>
+          </w:p>
+        </w:tc>
+      </w:tr>
+      <w:tr>
+        <w:trPr>
+          <w:cantSplit/>
+          <w:tblHeader w:val="false"/>
+        </w:trPr>
+        <w:tc>
+          <w:tcPr>
+            <w:tcW w:type="dxa" w:w="3060"/>
+            <w:tcBorders>
+              <w:top w:val="single" w:color="C9D3DF" w:sz="4"/>
+              <w:left w:val="single" w:color="C9D3DF" w:sz="4"/>
+              <w:bottom w:val="single" w:color="C9D3DF" w:sz="4"/>
+              <w:right w:val="single" w:color="C9D3DF" w:sz="4"/>
+            </w:tcBorders>
+            <w:tcMar>
+              <w:top w:type="dxa" w:w="50"/>
+              <w:left w:type="dxa" w:w="80"/>
+              <w:bottom w:type="dxa" w:w="50"/>
+              <w:right w:type="dxa" w:w="80"/>
+            </w:tcMar>
+          </w:tcPr>
+          <w:p>
+            <w:pPr>
+              <w:jc w:val="center"/>
+            </w:pPr>
+            <w:r>
+              <w:rPr>
+                <w:rFonts w:ascii="Malgun Gothic" w:cs="Malgun Gothic" w:eastAsia="Malgun Gothic" w:hAnsi="Malgun Gothic"/>
+                <w:sz w:val="17"/>
+                <w:szCs w:val="17"/>
+              </w:rPr>
+              <w:t xml:space="preserve">10/15</w:t>
+            </w:r>
+          </w:p>
+        </w:tc>
+        <w:tc>
+          <w:tcPr>
+            <w:tcW w:type="dxa" w:w="2765"/>
+            <w:tcBorders>
+              <w:top w:val="single" w:color="C9D3DF" w:sz="4"/>
+              <w:left w:val="single" w:color="C9D3DF" w:sz="4"/>
+              <w:bottom w:val="single" w:color="C9D3DF" w:sz="4"/>
+              <w:right w:val="single" w:color="C9D3DF" w:sz="4"/>
+            </w:tcBorders>
+            <w:tcMar>
+              <w:top w:type="dxa" w:w="50"/>
+              <w:left w:type="dxa" w:w="80"/>
+              <w:bottom w:type="dxa" w:w="50"/>
+              <w:right w:type="dxa" w:w="80"/>
+            </w:tcMar>
+          </w:tcPr>
+          <w:p>
+            <w:pPr>
+              <w:jc w:val="left"/>
+            </w:pPr>
+            <w:r>
+              <w:rPr>
+                <w:rFonts w:ascii="Malgun Gothic" w:cs="Malgun Gothic" w:eastAsia="Malgun Gothic" w:hAnsi="Malgun Gothic"/>
+                <w:sz w:val="17"/>
+                <w:szCs w:val="17"/>
+              </w:rPr>
+              <w:t xml:space="preserve">대회 종료 후 정리</w:t>
+            </w:r>
+          </w:p>
+        </w:tc>
+        <w:tc>
+          <w:tcPr>
+            <w:tcW w:type="dxa" w:w="4379"/>
+            <w:tcBorders>
+              <w:top w:val="single" w:color="C9D3DF" w:sz="4"/>
+              <w:left w:val="single" w:color="C9D3DF" w:sz="4"/>
+              <w:bottom w:val="single" w:color="C9D3DF" w:sz="4"/>
+              <w:right w:val="single" w:color="C9D3DF" w:sz="4"/>
+            </w:tcBorders>
+            <w:tcMar>
+              <w:top w:type="dxa" w:w="50"/>
+              <w:left w:type="dxa" w:w="80"/>
+              <w:bottom w:type="dxa" w:w="50"/>
+              <w:right w:type="dxa" w:w="80"/>
+            </w:tcMar>
+          </w:tcPr>
+          <w:p>
+            <w:pPr>
+              <w:jc w:val="left"/>
+            </w:pPr>
+            <w:r>
+              <w:rPr>
+                <w:rFonts w:ascii="Malgun Gothic" w:cs="Malgun Gothic" w:eastAsia="Malgun Gothic" w:hAnsi="Malgun Gothic"/>
+                <w:sz w:val="17"/>
+                <w:szCs w:val="17"/>
+              </w:rPr>
+              <w:t xml:space="preserve">신청서 GitHub 삭제(이력 포함), PPT v4·신고서 최종본 교체, OpenAI API 키 연동 해제</w:t>
             </w:r>
           </w:p>
         </w:tc>
@@ -7459,7 +7935,7 @@
                 <w:sz w:val="17"/>
                 <w:szCs w:val="17"/>
               </w:rPr>
-              <w:t xml:space="preserve"> — 자연어 질문 이해 → 목표·의도 파악 → 필요한 도구 선택 → 답변 구성(OpenAI API, 키는 Streamlit Secrets에만)</w:t>
+              <w:t xml:space="preserve"> — 자연어 질문 이해 → 목표·의도 파악 → 필요한 도구 선택 → 답변 구성(OpenAI API — 이혜경 개인 API 계정 연동, 키는 Streamlit Secrets에만, 대회 종료 후 10/15 연동 해제)</w:t>
             </w:r>
           </w:p>
         </w:tc>
@@ -7723,7 +8199,7 @@
                 <w:sz w:val="17"/>
                 <w:szCs w:val="17"/>
               </w:rPr>
-              <w:t xml:space="preserve">B 이혜경: Claude Opus 5.5(추론 수준 중간)·ChatGPT(GPT-5.6 Sol) / A 조준수: ChatGPT(GPT-5.6 Sol → GPT-6 Astra Pro, 기획·검토·발표자료 최종본), OpenAI Codex(SOL/Light 코딩 · Astra/Ultra 10/5 UX/UI), Gemini 3.8 Flash(문서·구성안 보조) / C 이미영: ChatGPT(GPT 솔라이트 6.1, 팀 자체 점검 리포트) — 시연 화면은 실제 앱 녹화, 세부는 「출처·AI 활용 신고서」</w:t>
+              <w:t xml:space="preserve">B 이혜경: Claude Opus 5.5(추론 수준 중간)·ChatGPT(GPT-5.6 Sol) / A 조준수: ChatGPT(GPT-5.6 Sol → GPT-6 Astra Pro, 기획·검토·발표자료 최종본), OpenAI Codex(SOL/Light 코딩 · Astra/Ultra 10/5 UX/UI), Gemini 3.8 Flash(문서·구성안 보조) / C 이미영: ChatGPT(GPT 솔라이트 6.1, 팀 자체 점검 리포트) / 로고: OpenAI gpt-image-2·ChatGPT(이혜경) / 본선: Google NotebookLM(이미영, PPT·1번 영상), ChatGPT GPT 솔라이트 6.1(이미영, 2번 영상 썸네일·엔딩), 비디오스튜(이혜경, 2번 영상 편집) — 시연 화면은 실제 앱 녹화, 세부는 「출처·AI 활용 신고서(최종)」</w:t>
             </w:r>
           </w:p>
         </w:tc>
@@ -11503,10 +11979,10 @@
         </w:tblBorders>
       </w:tblPr>
       <w:tblGrid>
-        <w:gridCol w:w="1875"/>
-        <w:gridCol w:w="2536"/>
-        <w:gridCol w:w="3060"/>
-        <w:gridCol w:w="2733"/>
+        <w:gridCol w:w="2166"/>
+        <w:gridCol w:w="2858"/>
+        <w:gridCol w:w="1870"/>
+        <w:gridCol w:w="3310"/>
       </w:tblGrid>
       <w:tr>
         <w:trPr>
@@ -11515,7 +11991,7 @@
         </w:trPr>
         <w:tc>
           <w:tcPr>
-            <w:tcW w:type="dxa" w:w="1875"/>
+            <w:tcW w:type="dxa" w:w="2166"/>
             <w:tcBorders>
               <w:top w:val="single" w:color="C9D3DF" w:sz="4"/>
               <w:left w:val="single" w:color="C9D3DF" w:sz="4"/>
@@ -11549,7 +12025,7 @@
         </w:tc>
         <w:tc>
           <w:tcPr>
-            <w:tcW w:type="dxa" w:w="2536"/>
+            <w:tcW w:type="dxa" w:w="2858"/>
             <w:tcBorders>
               <w:top w:val="single" w:color="C9D3DF" w:sz="4"/>
               <w:left w:val="single" w:color="C9D3DF" w:sz="4"/>
@@ -11583,7 +12059,7 @@
         </w:tc>
         <w:tc>
           <w:tcPr>
-            <w:tcW w:type="dxa" w:w="3060"/>
+            <w:tcW w:type="dxa" w:w="1870"/>
             <w:tcBorders>
               <w:top w:val="single" w:color="C9D3DF" w:sz="4"/>
               <w:left w:val="single" w:color="C9D3DF" w:sz="4"/>
@@ -11617,7 +12093,7 @@
         </w:tc>
         <w:tc>
           <w:tcPr>
-            <w:tcW w:type="dxa" w:w="2733"/>
+            <w:tcW w:type="dxa" w:w="3310"/>
             <w:tcBorders>
               <w:top w:val="single" w:color="C9D3DF" w:sz="4"/>
               <w:left w:val="single" w:color="C9D3DF" w:sz="4"/>
@@ -11657,7 +12133,7 @@
         </w:trPr>
         <w:tc>
           <w:tcPr>
-            <w:tcW w:type="dxa" w:w="1875"/>
+            <w:tcW w:type="dxa" w:w="2166"/>
             <w:tcBorders>
               <w:top w:val="single" w:color="C9D3DF" w:sz="4"/>
               <w:left w:val="single" w:color="C9D3DF" w:sz="4"/>
@@ -11687,7 +12163,7 @@
         </w:tc>
         <w:tc>
           <w:tcPr>
-            <w:tcW w:type="dxa" w:w="2536"/>
+            <w:tcW w:type="dxa" w:w="2858"/>
             <w:tcBorders>
               <w:top w:val="single" w:color="C9D3DF" w:sz="4"/>
               <w:left w:val="single" w:color="C9D3DF" w:sz="4"/>
@@ -11717,7 +12193,7 @@
         </w:tc>
         <w:tc>
           <w:tcPr>
-            <w:tcW w:type="dxa" w:w="3060"/>
+            <w:tcW w:type="dxa" w:w="1870"/>
             <w:tcBorders>
               <w:top w:val="single" w:color="C9D3DF" w:sz="4"/>
               <w:left w:val="single" w:color="C9D3DF" w:sz="4"/>
@@ -11747,31 +12223,31 @@
         </w:tc>
         <w:tc>
           <w:tcPr>
-            <w:tcW w:type="dxa" w:w="2733"/>
-            <w:tcBorders>
-              <w:top w:val="single" w:color="C9D3DF" w:sz="4"/>
-              <w:left w:val="single" w:color="C9D3DF" w:sz="4"/>
-              <w:bottom w:val="single" w:color="C9D3DF" w:sz="4"/>
-              <w:right w:val="single" w:color="C9D3DF" w:sz="4"/>
-            </w:tcBorders>
-            <w:tcMar>
-              <w:top w:type="dxa" w:w="50"/>
-              <w:left w:type="dxa" w:w="80"/>
-              <w:bottom w:type="dxa" w:w="50"/>
-              <w:right w:type="dxa" w:w="80"/>
-            </w:tcMar>
-          </w:tcPr>
-          <w:p>
-            <w:pPr>
-              <w:jc w:val="left"/>
-            </w:pPr>
-            <w:r>
-              <w:rPr>
-                <w:rFonts w:ascii="Malgun Gothic" w:cs="Malgun Gothic" w:eastAsia="Malgun Gothic" w:hAnsi="Malgun Gothic"/>
-                <w:sz w:val="17"/>
-                <w:szCs w:val="17"/>
-              </w:rPr>
-              <w:t xml:space="preserve">deliverables/submission/ (개인정보 가림 처리본, 원본은 협회 제출)</w:t>
+            <w:tcW w:type="dxa" w:w="3310"/>
+            <w:tcBorders>
+              <w:top w:val="single" w:color="C9D3DF" w:sz="4"/>
+              <w:left w:val="single" w:color="C9D3DF" w:sz="4"/>
+              <w:bottom w:val="single" w:color="C9D3DF" w:sz="4"/>
+              <w:right w:val="single" w:color="C9D3DF" w:sz="4"/>
+            </w:tcBorders>
+            <w:tcMar>
+              <w:top w:type="dxa" w:w="50"/>
+              <w:left w:type="dxa" w:w="80"/>
+              <w:bottom w:type="dxa" w:w="50"/>
+              <w:right w:type="dxa" w:w="80"/>
+            </w:tcMar>
+          </w:tcPr>
+          <w:p>
+            <w:pPr>
+              <w:jc w:val="left"/>
+            </w:pPr>
+            <w:r>
+              <w:rPr>
+                <w:rFonts w:ascii="Malgun Gothic" w:cs="Malgun Gothic" w:eastAsia="Malgun Gothic" w:hAnsi="Malgun Gothic"/>
+                <w:sz w:val="17"/>
+                <w:szCs w:val="17"/>
+              </w:rPr>
+              <w:t xml:space="preserve">협회 제출(개인정보 보호를 위해 GitHub에서는 10/15 이력까지 삭제)</w:t>
             </w:r>
           </w:p>
         </w:tc>
@@ -11783,7 +12259,7 @@
         </w:trPr>
         <w:tc>
           <w:tcPr>
-            <w:tcW w:type="dxa" w:w="1875"/>
+            <w:tcW w:type="dxa" w:w="2166"/>
             <w:tcBorders>
               <w:top w:val="single" w:color="C9D3DF" w:sz="4"/>
               <w:left w:val="single" w:color="C9D3DF" w:sz="4"/>
@@ -11813,7 +12289,7 @@
         </w:tc>
         <w:tc>
           <w:tcPr>
-            <w:tcW w:type="dxa" w:w="2536"/>
+            <w:tcW w:type="dxa" w:w="2858"/>
             <w:tcBorders>
               <w:top w:val="single" w:color="C9D3DF" w:sz="4"/>
               <w:left w:val="single" w:color="C9D3DF" w:sz="4"/>
@@ -11843,7 +12319,7 @@
         </w:tc>
         <w:tc>
           <w:tcPr>
-            <w:tcW w:type="dxa" w:w="3060"/>
+            <w:tcW w:type="dxa" w:w="1870"/>
             <w:tcBorders>
               <w:top w:val="single" w:color="C9D3DF" w:sz="4"/>
               <w:left w:val="single" w:color="C9D3DF" w:sz="4"/>
@@ -11873,7 +12349,7 @@
         </w:tc>
         <w:tc>
           <w:tcPr>
-            <w:tcW w:type="dxa" w:w="2733"/>
+            <w:tcW w:type="dxa" w:w="3310"/>
             <w:tcBorders>
               <w:top w:val="single" w:color="C9D3DF" w:sz="4"/>
               <w:left w:val="single" w:color="C9D3DF" w:sz="4"/>
@@ -11909,7 +12385,7 @@
         </w:trPr>
         <w:tc>
           <w:tcPr>
-            <w:tcW w:type="dxa" w:w="1875"/>
+            <w:tcW w:type="dxa" w:w="2166"/>
             <w:tcBorders>
               <w:top w:val="single" w:color="C9D3DF" w:sz="4"/>
               <w:left w:val="single" w:color="C9D3DF" w:sz="4"/>
@@ -11939,7 +12415,7 @@
         </w:tc>
         <w:tc>
           <w:tcPr>
-            <w:tcW w:type="dxa" w:w="2536"/>
+            <w:tcW w:type="dxa" w:w="2858"/>
             <w:tcBorders>
               <w:top w:val="single" w:color="C9D3DF" w:sz="4"/>
               <w:left w:val="single" w:color="C9D3DF" w:sz="4"/>
@@ -11969,7 +12445,7 @@
         </w:tc>
         <w:tc>
           <w:tcPr>
-            <w:tcW w:type="dxa" w:w="3060"/>
+            <w:tcW w:type="dxa" w:w="1870"/>
             <w:tcBorders>
               <w:top w:val="single" w:color="C9D3DF" w:sz="4"/>
               <w:left w:val="single" w:color="C9D3DF" w:sz="4"/>
@@ -11999,7 +12475,7 @@
         </w:tc>
         <w:tc>
           <w:tcPr>
-            <w:tcW w:type="dxa" w:w="2733"/>
+            <w:tcW w:type="dxa" w:w="3310"/>
             <w:tcBorders>
               <w:top w:val="single" w:color="C9D3DF" w:sz="4"/>
               <w:left w:val="single" w:color="C9D3DF" w:sz="4"/>
@@ -12035,7 +12511,7 @@
         </w:trPr>
         <w:tc>
           <w:tcPr>
-            <w:tcW w:type="dxa" w:w="1875"/>
+            <w:tcW w:type="dxa" w:w="2166"/>
             <w:tcBorders>
               <w:top w:val="single" w:color="C9D3DF" w:sz="4"/>
               <w:left w:val="single" w:color="C9D3DF" w:sz="4"/>
@@ -12065,7 +12541,7 @@
         </w:tc>
         <w:tc>
           <w:tcPr>
-            <w:tcW w:type="dxa" w:w="2536"/>
+            <w:tcW w:type="dxa" w:w="2858"/>
             <w:tcBorders>
               <w:top w:val="single" w:color="C9D3DF" w:sz="4"/>
               <w:left w:val="single" w:color="C9D3DF" w:sz="4"/>
@@ -12095,37 +12571,37 @@
         </w:tc>
         <w:tc>
           <w:tcPr>
-            <w:tcW w:type="dxa" w:w="3060"/>
-            <w:tcBorders>
-              <w:top w:val="single" w:color="C9D3DF" w:sz="4"/>
-              <w:left w:val="single" w:color="C9D3DF" w:sz="4"/>
-              <w:bottom w:val="single" w:color="C9D3DF" w:sz="4"/>
-              <w:right w:val="single" w:color="C9D3DF" w:sz="4"/>
-            </w:tcBorders>
-            <w:tcMar>
-              <w:top w:type="dxa" w:w="50"/>
-              <w:left w:type="dxa" w:w="80"/>
-              <w:bottom w:type="dxa" w:w="50"/>
-              <w:right w:type="dxa" w:w="80"/>
-            </w:tcMar>
-          </w:tcPr>
-          <w:p>
-            <w:pPr>
-              <w:jc w:val="center"/>
-            </w:pPr>
-            <w:r>
-              <w:rPr>
-                <w:rFonts w:ascii="Malgun Gothic" w:cs="Malgun Gothic" w:eastAsia="Malgun Gothic" w:hAnsi="Malgun Gothic"/>
-                <w:sz w:val="17"/>
-                <w:szCs w:val="17"/>
-              </w:rPr>
-              <w:t xml:space="preserve">녹화 C, 최종 편집 A</w:t>
-            </w:r>
-          </w:p>
-        </w:tc>
-        <w:tc>
-          <w:tcPr>
-            <w:tcW w:type="dxa" w:w="2733"/>
+            <w:tcW w:type="dxa" w:w="1870"/>
+            <w:tcBorders>
+              <w:top w:val="single" w:color="C9D3DF" w:sz="4"/>
+              <w:left w:val="single" w:color="C9D3DF" w:sz="4"/>
+              <w:bottom w:val="single" w:color="C9D3DF" w:sz="4"/>
+              <w:right w:val="single" w:color="C9D3DF" w:sz="4"/>
+            </w:tcBorders>
+            <w:tcMar>
+              <w:top w:type="dxa" w:w="50"/>
+              <w:left w:type="dxa" w:w="80"/>
+              <w:bottom w:type="dxa" w:w="50"/>
+              <w:right w:type="dxa" w:w="80"/>
+            </w:tcMar>
+          </w:tcPr>
+          <w:p>
+            <w:pPr>
+              <w:jc w:val="center"/>
+            </w:pPr>
+            <w:r>
+              <w:rPr>
+                <w:rFonts w:ascii="Malgun Gothic" w:cs="Malgun Gothic" w:eastAsia="Malgun Gothic" w:hAnsi="Malgun Gothic"/>
+                <w:sz w:val="17"/>
+                <w:szCs w:val="17"/>
+              </w:rPr>
+              <w:t xml:space="preserve">녹화 A</w:t>
+            </w:r>
+          </w:p>
+        </w:tc>
+        <w:tc>
+          <w:tcPr>
+            <w:tcW w:type="dxa" w:w="3310"/>
             <w:tcBorders>
               <w:top w:val="single" w:color="C9D3DF" w:sz="4"/>
               <w:left w:val="single" w:color="C9D3DF" w:sz="4"/>
@@ -12161,7 +12637,7 @@
         </w:trPr>
         <w:tc>
           <w:tcPr>
-            <w:tcW w:type="dxa" w:w="1875"/>
+            <w:tcW w:type="dxa" w:w="2166"/>
             <w:tcBorders>
               <w:top w:val="single" w:color="C9D3DF" w:sz="4"/>
               <w:left w:val="single" w:color="C9D3DF" w:sz="4"/>
@@ -12191,91 +12667,91 @@
         </w:tc>
         <w:tc>
           <w:tcPr>
-            <w:tcW w:type="dxa" w:w="2536"/>
-            <w:tcBorders>
-              <w:top w:val="single" w:color="C9D3DF" w:sz="4"/>
-              <w:left w:val="single" w:color="C9D3DF" w:sz="4"/>
-              <w:bottom w:val="single" w:color="C9D3DF" w:sz="4"/>
-              <w:right w:val="single" w:color="C9D3DF" w:sz="4"/>
-            </w:tcBorders>
-            <w:tcMar>
-              <w:top w:type="dxa" w:w="50"/>
-              <w:left w:type="dxa" w:w="80"/>
-              <w:bottom w:type="dxa" w:w="50"/>
-              <w:right w:type="dxa" w:w="80"/>
-            </w:tcMar>
-          </w:tcPr>
-          <w:p>
-            <w:pPr>
-              <w:jc w:val="left"/>
-            </w:pPr>
-            <w:r>
-              <w:rPr>
-                <w:rFonts w:ascii="Malgun Gothic" w:cs="Malgun Gothic" w:eastAsia="Malgun Gothic" w:hAnsi="Malgun Gothic"/>
-                <w:sz w:val="17"/>
-                <w:szCs w:val="17"/>
-              </w:rPr>
-              <w:t xml:space="preserve">10장 이내, 본선 선정 시 발표(발표 및 시연 6분 + 질의응답 2분)</w:t>
-            </w:r>
-          </w:p>
-        </w:tc>
-        <w:tc>
-          <w:tcPr>
-            <w:tcW w:type="dxa" w:w="3060"/>
-            <w:tcBorders>
-              <w:top w:val="single" w:color="C9D3DF" w:sz="4"/>
-              <w:left w:val="single" w:color="C9D3DF" w:sz="4"/>
-              <w:bottom w:val="single" w:color="C9D3DF" w:sz="4"/>
-              <w:right w:val="single" w:color="C9D3DF" w:sz="4"/>
-            </w:tcBorders>
-            <w:tcMar>
-              <w:top w:type="dxa" w:w="50"/>
-              <w:left w:type="dxa" w:w="80"/>
-              <w:bottom w:type="dxa" w:w="50"/>
-              <w:right w:type="dxa" w:w="80"/>
-            </w:tcMar>
-          </w:tcPr>
-          <w:p>
-            <w:pPr>
-              <w:jc w:val="center"/>
-            </w:pPr>
-            <w:r>
-              <w:rPr>
-                <w:rFonts w:ascii="Malgun Gothic" w:cs="Malgun Gothic" w:eastAsia="Malgun Gothic" w:hAnsi="Malgun Gothic"/>
-                <w:sz w:val="17"/>
-                <w:szCs w:val="17"/>
-              </w:rPr>
-              <w:t xml:space="preserve">제작 C, 최종 편집 A</w:t>
-            </w:r>
-          </w:p>
-        </w:tc>
-        <w:tc>
-          <w:tcPr>
-            <w:tcW w:type="dxa" w:w="2733"/>
-            <w:tcBorders>
-              <w:top w:val="single" w:color="C9D3DF" w:sz="4"/>
-              <w:left w:val="single" w:color="C9D3DF" w:sz="4"/>
-              <w:bottom w:val="single" w:color="C9D3DF" w:sz="4"/>
-              <w:right w:val="single" w:color="C9D3DF" w:sz="4"/>
-            </w:tcBorders>
-            <w:tcMar>
-              <w:top w:type="dxa" w:w="50"/>
-              <w:left w:type="dxa" w:w="80"/>
-              <w:bottom w:type="dxa" w:w="50"/>
-              <w:right w:type="dxa" w:w="80"/>
-            </w:tcMar>
-          </w:tcPr>
-          <w:p>
-            <w:pPr>
-              <w:jc w:val="left"/>
-            </w:pPr>
-            <w:r>
-              <w:rPr>
-                <w:rFonts w:ascii="Malgun Gothic" w:cs="Malgun Gothic" w:eastAsia="Malgun Gothic" w:hAnsi="Malgun Gothic"/>
-                <w:sz w:val="17"/>
-                <w:szCs w:val="17"/>
-              </w:rPr>
-              <w:t xml:space="preserve">deliverables/presentation/ppt/</w:t>
+            <w:tcW w:type="dxa" w:w="2858"/>
+            <w:tcBorders>
+              <w:top w:val="single" w:color="C9D3DF" w:sz="4"/>
+              <w:left w:val="single" w:color="C9D3DF" w:sz="4"/>
+              <w:bottom w:val="single" w:color="C9D3DF" w:sz="4"/>
+              <w:right w:val="single" w:color="C9D3DF" w:sz="4"/>
+            </w:tcBorders>
+            <w:tcMar>
+              <w:top w:type="dxa" w:w="50"/>
+              <w:left w:type="dxa" w:w="80"/>
+              <w:bottom w:type="dxa" w:w="50"/>
+              <w:right w:type="dxa" w:w="80"/>
+            </w:tcMar>
+          </w:tcPr>
+          <w:p>
+            <w:pPr>
+              <w:jc w:val="left"/>
+            </w:pPr>
+            <w:r>
+              <w:rPr>
+                <w:rFonts w:ascii="Malgun Gothic" w:cs="Malgun Gothic" w:eastAsia="Malgun Gothic" w:hAnsi="Malgun Gothic"/>
+                <w:sz w:val="17"/>
+                <w:szCs w:val="17"/>
+              </w:rPr>
+              <w:t xml:space="preserve">10장 이내(본선은 발표 7분 + 질의응답 2분)</w:t>
+            </w:r>
+          </w:p>
+        </w:tc>
+        <w:tc>
+          <w:tcPr>
+            <w:tcW w:type="dxa" w:w="1870"/>
+            <w:tcBorders>
+              <w:top w:val="single" w:color="C9D3DF" w:sz="4"/>
+              <w:left w:val="single" w:color="C9D3DF" w:sz="4"/>
+              <w:bottom w:val="single" w:color="C9D3DF" w:sz="4"/>
+              <w:right w:val="single" w:color="C9D3DF" w:sz="4"/>
+            </w:tcBorders>
+            <w:tcMar>
+              <w:top w:type="dxa" w:w="50"/>
+              <w:left w:type="dxa" w:w="80"/>
+              <w:bottom w:type="dxa" w:w="50"/>
+              <w:right w:type="dxa" w:w="80"/>
+            </w:tcMar>
+          </w:tcPr>
+          <w:p>
+            <w:pPr>
+              <w:jc w:val="center"/>
+            </w:pPr>
+            <w:r>
+              <w:rPr>
+                <w:rFonts w:ascii="Malgun Gothic" w:cs="Malgun Gothic" w:eastAsia="Malgun Gothic" w:hAnsi="Malgun Gothic"/>
+                <w:sz w:val="17"/>
+                <w:szCs w:val="17"/>
+              </w:rPr>
+              <w:t xml:space="preserve">제작 C, 최종 편집 A / 본선 v4 제작 C</w:t>
+            </w:r>
+          </w:p>
+        </w:tc>
+        <w:tc>
+          <w:tcPr>
+            <w:tcW w:type="dxa" w:w="3310"/>
+            <w:tcBorders>
+              <w:top w:val="single" w:color="C9D3DF" w:sz="4"/>
+              <w:left w:val="single" w:color="C9D3DF" w:sz="4"/>
+              <w:bottom w:val="single" w:color="C9D3DF" w:sz="4"/>
+              <w:right w:val="single" w:color="C9D3DF" w:sz="4"/>
+            </w:tcBorders>
+            <w:tcMar>
+              <w:top w:type="dxa" w:w="50"/>
+              <w:left w:type="dxa" w:w="80"/>
+              <w:bottom w:type="dxa" w:w="50"/>
+              <w:right w:type="dxa" w:w="80"/>
+            </w:tcMar>
+          </w:tcPr>
+          <w:p>
+            <w:pPr>
+              <w:jc w:val="left"/>
+            </w:pPr>
+            <w:r>
+              <w:rPr>
+                <w:rFonts w:ascii="Malgun Gothic" w:cs="Malgun Gothic" w:eastAsia="Malgun Gothic" w:hAnsi="Malgun Gothic"/>
+                <w:sz w:val="17"/>
+                <w:szCs w:val="17"/>
+              </w:rPr>
+              <w:t xml:space="preserve">deliverables/presentation/ppt/ (10/15 본선 최종 v4로 교체)</w:t>
             </w:r>
           </w:p>
         </w:tc>
@@ -12287,7 +12763,7 @@
         </w:trPr>
         <w:tc>
           <w:tcPr>
-            <w:tcW w:type="dxa" w:w="1875"/>
+            <w:tcW w:type="dxa" w:w="2166"/>
             <w:tcBorders>
               <w:top w:val="single" w:color="C9D3DF" w:sz="4"/>
               <w:left w:val="single" w:color="C9D3DF" w:sz="4"/>
@@ -12317,7 +12793,7 @@
         </w:tc>
         <w:tc>
           <w:tcPr>
-            <w:tcW w:type="dxa" w:w="2536"/>
+            <w:tcW w:type="dxa" w:w="2858"/>
             <w:tcBorders>
               <w:top w:val="single" w:color="C9D3DF" w:sz="4"/>
               <w:left w:val="single" w:color="C9D3DF" w:sz="4"/>
@@ -12347,7 +12823,7 @@
         </w:tc>
         <w:tc>
           <w:tcPr>
-            <w:tcW w:type="dxa" w:w="3060"/>
+            <w:tcW w:type="dxa" w:w="1870"/>
             <w:tcBorders>
               <w:top w:val="single" w:color="C9D3DF" w:sz="4"/>
               <w:left w:val="single" w:color="C9D3DF" w:sz="4"/>
@@ -12377,31 +12853,31 @@
         </w:tc>
         <w:tc>
           <w:tcPr>
-            <w:tcW w:type="dxa" w:w="2733"/>
-            <w:tcBorders>
-              <w:top w:val="single" w:color="C9D3DF" w:sz="4"/>
-              <w:left w:val="single" w:color="C9D3DF" w:sz="4"/>
-              <w:bottom w:val="single" w:color="C9D3DF" w:sz="4"/>
-              <w:right w:val="single" w:color="C9D3DF" w:sz="4"/>
-            </w:tcBorders>
-            <w:tcMar>
-              <w:top w:type="dxa" w:w="50"/>
-              <w:left w:type="dxa" w:w="80"/>
-              <w:bottom w:type="dxa" w:w="50"/>
-              <w:right w:type="dxa" w:w="80"/>
-            </w:tcMar>
-          </w:tcPr>
-          <w:p>
-            <w:pPr>
-              <w:jc w:val="left"/>
-            </w:pPr>
-            <w:r>
-              <w:rPr>
-                <w:rFonts w:ascii="Malgun Gothic" w:cs="Malgun Gothic" w:eastAsia="Malgun Gothic" w:hAnsi="Malgun Gothic"/>
-                <w:sz w:val="17"/>
-                <w:szCs w:val="17"/>
-              </w:rPr>
-              <w:t xml:space="preserve">deliverables/submission/ (내용은 README 20장 「정보출처」에도 수록)</w:t>
+            <w:tcW w:type="dxa" w:w="3310"/>
+            <w:tcBorders>
+              <w:top w:val="single" w:color="C9D3DF" w:sz="4"/>
+              <w:left w:val="single" w:color="C9D3DF" w:sz="4"/>
+              <w:bottom w:val="single" w:color="C9D3DF" w:sz="4"/>
+              <w:right w:val="single" w:color="C9D3DF" w:sz="4"/>
+            </w:tcBorders>
+            <w:tcMar>
+              <w:top w:type="dxa" w:w="50"/>
+              <w:left w:type="dxa" w:w="80"/>
+              <w:bottom w:type="dxa" w:w="50"/>
+              <w:right w:type="dxa" w:w="80"/>
+            </w:tcMar>
+          </w:tcPr>
+          <w:p>
+            <w:pPr>
+              <w:jc w:val="left"/>
+            </w:pPr>
+            <w:r>
+              <w:rPr>
+                <w:rFonts w:ascii="Malgun Gothic" w:cs="Malgun Gothic" w:eastAsia="Malgun Gothic" w:hAnsi="Malgun Gothic"/>
+                <w:sz w:val="17"/>
+                <w:szCs w:val="17"/>
+              </w:rPr>
+              <w:t xml:space="preserve">deliverables/submission/ — 10/15 최종본(본선 자료·배경음악 라이선스 반영), README 20장에도 수록</w:t>
             </w:r>
           </w:p>
         </w:tc>
@@ -16544,7 +17020,7 @@
           <w:sz w:val="19"/>
           <w:szCs w:val="19"/>
         </w:rPr>
-        <w:t xml:space="preserve">API 키·메일 비밀번호는 Streamlit Secrets에만 두었고 저장소·문서에 없습니다. 테스트 참여자는 U01~U04 코드로만 기록했고, 시연은 가상 페르소나 ‘코디2026’으로 진행했습니다. 이메일은 동의 후에만 저장하고 해지 즉시 삭제합니다.</w:t>
+        <w:t xml:space="preserve">API 키·메일 비밀번호는 Streamlit Secrets에만 두었고 저장소·문서에 없습니다. OpenAI API 키(이혜경 개인 계정)는 대회가 끝난 10/15에 팀장과 협의 후 연동을 해제했습니다. 테스트 참여자는 U01~U04 코드로만 기록했고, 시연은 가상 페르소나 ‘코디2026’으로 진행했습니다. 이메일은 동의 후에만 저장하고 해지 즉시 삭제합니다.</w:t>
       </w:r>
     </w:p>
     <w:p>
@@ -17976,8 +18452,8 @@
         </w:tblBorders>
       </w:tblPr>
       <w:tblGrid>
-        <w:gridCol w:w="5137"/>
-        <w:gridCol w:w="5067"/>
+        <w:gridCol w:w="4879"/>
+        <w:gridCol w:w="5325"/>
       </w:tblGrid>
       <w:tr>
         <w:trPr>
@@ -17986,7 +18462,7 @@
         </w:trPr>
         <w:tc>
           <w:tcPr>
-            <w:tcW w:type="dxa" w:w="5137"/>
+            <w:tcW w:type="dxa" w:w="4879"/>
             <w:tcBorders>
               <w:top w:val="single" w:color="C9D3DF" w:sz="4"/>
               <w:left w:val="single" w:color="C9D3DF" w:sz="4"/>
@@ -18020,7 +18496,7 @@
         </w:tc>
         <w:tc>
           <w:tcPr>
-            <w:tcW w:type="dxa" w:w="5067"/>
+            <w:tcW w:type="dxa" w:w="5325"/>
             <w:tcBorders>
               <w:top w:val="single" w:color="C9D3DF" w:sz="4"/>
               <w:left w:val="single" w:color="C9D3DF" w:sz="4"/>
@@ -18060,7 +18536,7 @@
         </w:trPr>
         <w:tc>
           <w:tcPr>
-            <w:tcW w:type="dxa" w:w="5137"/>
+            <w:tcW w:type="dxa" w:w="4879"/>
             <w:tcBorders>
               <w:top w:val="single" w:color="C9D3DF" w:sz="4"/>
               <w:left w:val="single" w:color="C9D3DF" w:sz="4"/>
@@ -18090,7 +18566,7 @@
         </w:tc>
         <w:tc>
           <w:tcPr>
-            <w:tcW w:type="dxa" w:w="5067"/>
+            <w:tcW w:type="dxa" w:w="5325"/>
             <w:tcBorders>
               <w:top w:val="single" w:color="C9D3DF" w:sz="4"/>
               <w:left w:val="single" w:color="C9D3DF" w:sz="4"/>
@@ -18126,7 +18602,7 @@
         </w:trPr>
         <w:tc>
           <w:tcPr>
-            <w:tcW w:type="dxa" w:w="5137"/>
+            <w:tcW w:type="dxa" w:w="4879"/>
             <w:tcBorders>
               <w:top w:val="single" w:color="C9D3DF" w:sz="4"/>
               <w:left w:val="single" w:color="C9D3DF" w:sz="4"/>
@@ -18156,7 +18632,7 @@
         </w:tc>
         <w:tc>
           <w:tcPr>
-            <w:tcW w:type="dxa" w:w="5067"/>
+            <w:tcW w:type="dxa" w:w="5325"/>
             <w:tcBorders>
               <w:top w:val="single" w:color="C9D3DF" w:sz="4"/>
               <w:left w:val="single" w:color="C9D3DF" w:sz="4"/>
@@ -18192,7 +18668,7 @@
         </w:trPr>
         <w:tc>
           <w:tcPr>
-            <w:tcW w:type="dxa" w:w="5137"/>
+            <w:tcW w:type="dxa" w:w="4879"/>
             <w:tcBorders>
               <w:top w:val="single" w:color="C9D3DF" w:sz="4"/>
               <w:left w:val="single" w:color="C9D3DF" w:sz="4"/>
@@ -18222,7 +18698,7 @@
         </w:tc>
         <w:tc>
           <w:tcPr>
-            <w:tcW w:type="dxa" w:w="5067"/>
+            <w:tcW w:type="dxa" w:w="5325"/>
             <w:tcBorders>
               <w:top w:val="single" w:color="C9D3DF" w:sz="4"/>
               <w:left w:val="single" w:color="C9D3DF" w:sz="4"/>
@@ -18258,7 +18734,7 @@
         </w:trPr>
         <w:tc>
           <w:tcPr>
-            <w:tcW w:type="dxa" w:w="5137"/>
+            <w:tcW w:type="dxa" w:w="4879"/>
             <w:tcBorders>
               <w:top w:val="single" w:color="C9D3DF" w:sz="4"/>
               <w:left w:val="single" w:color="C9D3DF" w:sz="4"/>
@@ -18288,7 +18764,7 @@
         </w:tc>
         <w:tc>
           <w:tcPr>
-            <w:tcW w:type="dxa" w:w="5067"/>
+            <w:tcW w:type="dxa" w:w="5325"/>
             <w:tcBorders>
               <w:top w:val="single" w:color="C9D3DF" w:sz="4"/>
               <w:left w:val="single" w:color="C9D3DF" w:sz="4"/>
@@ -18313,6 +18789,1518 @@
                 <w:szCs w:val="17"/>
               </w:rPr>
               <w:t xml:space="preserve">10/5 UX/UI 개선 반영, 전입 청년·기관 담당자 대상 확대 검증</w:t>
+            </w:r>
+          </w:p>
+        </w:tc>
+      </w:tr>
+      <w:tr>
+        <w:trPr>
+          <w:cantSplit/>
+          <w:tblHeader w:val="false"/>
+        </w:trPr>
+        <w:tc>
+          <w:tcPr>
+            <w:tcW w:type="dxa" w:w="4879"/>
+            <w:tcBorders>
+              <w:top w:val="single" w:color="C9D3DF" w:sz="4"/>
+              <w:left w:val="single" w:color="C9D3DF" w:sz="4"/>
+              <w:bottom w:val="single" w:color="C9D3DF" w:sz="4"/>
+              <w:right w:val="single" w:color="C9D3DF" w:sz="4"/>
+            </w:tcBorders>
+            <w:tcMar>
+              <w:top w:type="dxa" w:w="50"/>
+              <w:left w:type="dxa" w:w="80"/>
+              <w:bottom w:type="dxa" w:w="50"/>
+              <w:right w:type="dxa" w:w="80"/>
+            </w:tcMar>
+          </w:tcPr>
+          <w:p>
+            <w:pPr>
+              <w:jc w:val="left"/>
+            </w:pPr>
+            <w:r>
+              <w:rPr>
+                <w:rFonts w:ascii="Malgun Gothic" w:cs="Malgun Gothic" w:eastAsia="Malgun Gothic" w:hAnsi="Malgun Gothic"/>
+                <w:sz w:val="17"/>
+                <w:szCs w:val="17"/>
+              </w:rPr>
+              <w:t xml:space="preserve">대회 종료 후 OpenAI API 키 연동 해제(10/15)</w:t>
+            </w:r>
+          </w:p>
+        </w:tc>
+        <w:tc>
+          <w:tcPr>
+            <w:tcW w:type="dxa" w:w="5325"/>
+            <w:tcBorders>
+              <w:top w:val="single" w:color="C9D3DF" w:sz="4"/>
+              <w:left w:val="single" w:color="C9D3DF" w:sz="4"/>
+              <w:bottom w:val="single" w:color="C9D3DF" w:sz="4"/>
+              <w:right w:val="single" w:color="C9D3DF" w:sz="4"/>
+            </w:tcBorders>
+            <w:tcMar>
+              <w:top w:type="dxa" w:w="50"/>
+              <w:left w:type="dxa" w:w="80"/>
+              <w:bottom w:type="dxa" w:w="50"/>
+              <w:right w:type="dxa" w:w="80"/>
+            </w:tcMar>
+          </w:tcPr>
+          <w:p>
+            <w:pPr>
+              <w:jc w:val="left"/>
+            </w:pPr>
+            <w:r>
+              <w:rPr>
+                <w:rFonts w:ascii="Malgun Gothic" w:cs="Malgun Gothic" w:eastAsia="Malgun Gothic" w:hAnsi="Malgun Gothic"/>
+                <w:sz w:val="17"/>
+                <w:szCs w:val="17"/>
+              </w:rPr>
+              <w:t xml:space="preserve">앱은 계속 열리며, AI 답변 대신 규칙 기반 안내로 동작(키가 없을 때의 설계 동작). 다시 운영하려면 키를 Streamlit Secrets에 등록</w:t>
+            </w:r>
+          </w:p>
+        </w:tc>
+      </w:tr>
+    </w:tbl>
+    <w:p>
+      <w:pPr>
+        <w:spacing w:after="80"/>
+      </w:pPr>
+    </w:p>
+    <w:p>
+      <w:pPr>
+        <w:pStyle w:val="Heading1"/>
+        <w:keepNext/>
+        <w:spacing w:after="80" w:before="220"/>
+      </w:pPr>
+      <w:r>
+        <w:rPr>
+          <w:rFonts w:ascii="Malgun Gothic" w:cs="Malgun Gothic" w:eastAsia="Malgun Gothic" w:hAnsi="Malgun Gothic"/>
+          <w:b/>
+          <w:bCs/>
+          <w:color w:val="063465"/>
+          <w:sz w:val="24"/>
+          <w:szCs w:val="24"/>
+        </w:rPr>
+        <w:t xml:space="preserve">Ⅹ. 본선 진출과 대회 종료 후 정리</w:t>
+      </w:r>
+    </w:p>
+    <w:p>
+      <w:pPr>
+        <w:pStyle w:val="Heading2"/>
+        <w:keepNext/>
+        <w:spacing w:after="60" w:before="160"/>
+      </w:pPr>
+      <w:r>
+        <w:rPr>
+          <w:rFonts w:ascii="Malgun Gothic" w:cs="Malgun Gothic" w:eastAsia="Malgun Gothic" w:hAnsi="Malgun Gothic"/>
+          <w:b/>
+          <w:bCs/>
+          <w:color w:val="2E9E6B"/>
+          <w:sz w:val="21"/>
+          <w:szCs w:val="21"/>
+        </w:rPr>
+        <w:t xml:space="preserve">1. 본선 진행</w:t>
+      </w:r>
+    </w:p>
+    <w:p>
+      <w:pPr>
+        <w:spacing w:after="60"/>
+      </w:pPr>
+      <w:r>
+        <w:rPr>
+          <w:rFonts w:ascii="Malgun Gothic" w:cs="Malgun Gothic" w:eastAsia="Malgun Gothic" w:hAnsi="Malgun Gothic"/>
+          <w:sz w:val="19"/>
+          <w:szCs w:val="19"/>
+        </w:rPr>
+        <w:t xml:space="preserve">1차 서류 심사를 통과해 10/12(월) 본선에서 발표 7분 + 질의응답 2분으로 발표했습니다. 발표 준비를 위해 수치·용어를 동결하고 심사위원 예상 질문 20개와 답변을 정리했습니다(deliverables/final_presentation/).</w:t>
+      </w:r>
+    </w:p>
+    <w:p>
+      <w:pPr>
+        <w:pStyle w:val="Heading2"/>
+        <w:keepNext/>
+        <w:spacing w:after="60" w:before="160"/>
+      </w:pPr>
+      <w:r>
+        <w:rPr>
+          <w:rFonts w:ascii="Malgun Gothic" w:cs="Malgun Gothic" w:eastAsia="Malgun Gothic" w:hAnsi="Malgun Gothic"/>
+          <w:b/>
+          <w:bCs/>
+          <w:color w:val="2E9E6B"/>
+          <w:sz w:val="21"/>
+          <w:szCs w:val="21"/>
+        </w:rPr>
+        <w:t xml:space="preserve">2. 본선 자료 제작</w:t>
+      </w:r>
+    </w:p>
+    <w:tbl>
+      <w:tblPr>
+        <w:tblW w:type="dxa" w:w="10204"/>
+        <w:tblBorders>
+          <w:top w:val="single" w:color="auto" w:sz="4"/>
+          <w:left w:val="single" w:color="auto" w:sz="4"/>
+          <w:bottom w:val="single" w:color="auto" w:sz="4"/>
+          <w:right w:val="single" w:color="auto" w:sz="4"/>
+          <w:insideH w:val="single" w:color="auto" w:sz="4"/>
+          <w:insideV w:val="single" w:color="auto" w:sz="4"/>
+        </w:tblBorders>
+      </w:tblPr>
+      <w:tblGrid>
+        <w:gridCol w:w="2750"/>
+        <w:gridCol w:w="860"/>
+        <w:gridCol w:w="2761"/>
+        <w:gridCol w:w="3833"/>
+      </w:tblGrid>
+      <w:tr>
+        <w:trPr>
+          <w:cantSplit/>
+          <w:tblHeader/>
+        </w:trPr>
+        <w:tc>
+          <w:tcPr>
+            <w:tcW w:type="dxa" w:w="2750"/>
+            <w:tcBorders>
+              <w:top w:val="single" w:color="C9D3DF" w:sz="4"/>
+              <w:left w:val="single" w:color="C9D3DF" w:sz="4"/>
+              <w:bottom w:val="single" w:color="C9D3DF" w:sz="4"/>
+              <w:right w:val="single" w:color="C9D3DF" w:sz="4"/>
+            </w:tcBorders>
+            <w:shd w:fill="EEF4FB" w:color="auto" w:val="clear"/>
+            <w:tcMar>
+              <w:top w:type="dxa" w:w="50"/>
+              <w:left w:type="dxa" w:w="80"/>
+              <w:bottom w:type="dxa" w:w="50"/>
+              <w:right w:type="dxa" w:w="80"/>
+            </w:tcMar>
+          </w:tcPr>
+          <w:p>
+            <w:pPr>
+              <w:jc w:val="center"/>
+            </w:pPr>
+            <w:r>
+              <w:rPr>
+                <w:rFonts w:ascii="Malgun Gothic" w:cs="Malgun Gothic" w:eastAsia="Malgun Gothic" w:hAnsi="Malgun Gothic"/>
+                <w:b/>
+                <w:bCs/>
+                <w:color w:val="063465"/>
+                <w:sz w:val="17"/>
+                <w:szCs w:val="17"/>
+              </w:rPr>
+              <w:t xml:space="preserve">자료</w:t>
+            </w:r>
+          </w:p>
+        </w:tc>
+        <w:tc>
+          <w:tcPr>
+            <w:tcW w:type="dxa" w:w="860"/>
+            <w:tcBorders>
+              <w:top w:val="single" w:color="C9D3DF" w:sz="4"/>
+              <w:left w:val="single" w:color="C9D3DF" w:sz="4"/>
+              <w:bottom w:val="single" w:color="C9D3DF" w:sz="4"/>
+              <w:right w:val="single" w:color="C9D3DF" w:sz="4"/>
+            </w:tcBorders>
+            <w:shd w:fill="EEF4FB" w:color="auto" w:val="clear"/>
+            <w:tcMar>
+              <w:top w:type="dxa" w:w="50"/>
+              <w:left w:type="dxa" w:w="80"/>
+              <w:bottom w:type="dxa" w:w="50"/>
+              <w:right w:type="dxa" w:w="80"/>
+            </w:tcMar>
+          </w:tcPr>
+          <w:p>
+            <w:pPr>
+              <w:jc w:val="center"/>
+            </w:pPr>
+            <w:r>
+              <w:rPr>
+                <w:rFonts w:ascii="Malgun Gothic" w:cs="Malgun Gothic" w:eastAsia="Malgun Gothic" w:hAnsi="Malgun Gothic"/>
+                <w:b/>
+                <w:bCs/>
+                <w:color w:val="063465"/>
+                <w:sz w:val="17"/>
+                <w:szCs w:val="17"/>
+              </w:rPr>
+              <w:t xml:space="preserve">담당</w:t>
+            </w:r>
+          </w:p>
+        </w:tc>
+        <w:tc>
+          <w:tcPr>
+            <w:tcW w:type="dxa" w:w="2761"/>
+            <w:tcBorders>
+              <w:top w:val="single" w:color="C9D3DF" w:sz="4"/>
+              <w:left w:val="single" w:color="C9D3DF" w:sz="4"/>
+              <w:bottom w:val="single" w:color="C9D3DF" w:sz="4"/>
+              <w:right w:val="single" w:color="C9D3DF" w:sz="4"/>
+            </w:tcBorders>
+            <w:shd w:fill="EEF4FB" w:color="auto" w:val="clear"/>
+            <w:tcMar>
+              <w:top w:type="dxa" w:w="50"/>
+              <w:left w:type="dxa" w:w="80"/>
+              <w:bottom w:type="dxa" w:w="50"/>
+              <w:right w:type="dxa" w:w="80"/>
+            </w:tcMar>
+          </w:tcPr>
+          <w:p>
+            <w:pPr>
+              <w:jc w:val="center"/>
+            </w:pPr>
+            <w:r>
+              <w:rPr>
+                <w:rFonts w:ascii="Malgun Gothic" w:cs="Malgun Gothic" w:eastAsia="Malgun Gothic" w:hAnsi="Malgun Gothic"/>
+                <w:b/>
+                <w:bCs/>
+                <w:color w:val="063465"/>
+                <w:sz w:val="17"/>
+                <w:szCs w:val="17"/>
+              </w:rPr>
+              <w:t xml:space="preserve">사용 도구</w:t>
+            </w:r>
+          </w:p>
+        </w:tc>
+        <w:tc>
+          <w:tcPr>
+            <w:tcW w:type="dxa" w:w="3833"/>
+            <w:tcBorders>
+              <w:top w:val="single" w:color="C9D3DF" w:sz="4"/>
+              <w:left w:val="single" w:color="C9D3DF" w:sz="4"/>
+              <w:bottom w:val="single" w:color="C9D3DF" w:sz="4"/>
+              <w:right w:val="single" w:color="C9D3DF" w:sz="4"/>
+            </w:tcBorders>
+            <w:shd w:fill="EEF4FB" w:color="auto" w:val="clear"/>
+            <w:tcMar>
+              <w:top w:type="dxa" w:w="50"/>
+              <w:left w:type="dxa" w:w="80"/>
+              <w:bottom w:type="dxa" w:w="50"/>
+              <w:right w:type="dxa" w:w="80"/>
+            </w:tcMar>
+          </w:tcPr>
+          <w:p>
+            <w:pPr>
+              <w:jc w:val="center"/>
+            </w:pPr>
+            <w:r>
+              <w:rPr>
+                <w:rFonts w:ascii="Malgun Gothic" w:cs="Malgun Gothic" w:eastAsia="Malgun Gothic" w:hAnsi="Malgun Gothic"/>
+                <w:b/>
+                <w:bCs/>
+                <w:color w:val="063465"/>
+                <w:sz w:val="17"/>
+                <w:szCs w:val="17"/>
+              </w:rPr>
+              <w:t xml:space="preserve">내용</w:t>
+            </w:r>
+          </w:p>
+        </w:tc>
+      </w:tr>
+      <w:tr>
+        <w:trPr>
+          <w:cantSplit/>
+          <w:tblHeader w:val="false"/>
+        </w:trPr>
+        <w:tc>
+          <w:tcPr>
+            <w:tcW w:type="dxa" w:w="2750"/>
+            <w:tcBorders>
+              <w:top w:val="single" w:color="C9D3DF" w:sz="4"/>
+              <w:left w:val="single" w:color="C9D3DF" w:sz="4"/>
+              <w:bottom w:val="single" w:color="C9D3DF" w:sz="4"/>
+              <w:right w:val="single" w:color="C9D3DF" w:sz="4"/>
+            </w:tcBorders>
+            <w:tcMar>
+              <w:top w:type="dxa" w:w="50"/>
+              <w:left w:type="dxa" w:w="80"/>
+              <w:bottom w:type="dxa" w:w="50"/>
+              <w:right w:type="dxa" w:w="80"/>
+            </w:tcMar>
+          </w:tcPr>
+          <w:p>
+            <w:pPr>
+              <w:jc w:val="left"/>
+            </w:pPr>
+            <w:r>
+              <w:rPr>
+                <w:rFonts w:ascii="Malgun Gothic" w:cs="Malgun Gothic" w:eastAsia="Malgun Gothic" w:hAnsi="Malgun Gothic"/>
+                <w:sz w:val="17"/>
+                <w:szCs w:val="17"/>
+              </w:rPr>
+              <w:t xml:space="preserve">본선 발표 PPT(최종 v4)</w:t>
+            </w:r>
+          </w:p>
+        </w:tc>
+        <w:tc>
+          <w:tcPr>
+            <w:tcW w:type="dxa" w:w="860"/>
+            <w:tcBorders>
+              <w:top w:val="single" w:color="C9D3DF" w:sz="4"/>
+              <w:left w:val="single" w:color="C9D3DF" w:sz="4"/>
+              <w:bottom w:val="single" w:color="C9D3DF" w:sz="4"/>
+              <w:right w:val="single" w:color="C9D3DF" w:sz="4"/>
+            </w:tcBorders>
+            <w:tcMar>
+              <w:top w:type="dxa" w:w="50"/>
+              <w:left w:type="dxa" w:w="80"/>
+              <w:bottom w:type="dxa" w:w="50"/>
+              <w:right w:type="dxa" w:w="80"/>
+            </w:tcMar>
+          </w:tcPr>
+          <w:p>
+            <w:pPr>
+              <w:jc w:val="center"/>
+            </w:pPr>
+            <w:r>
+              <w:rPr>
+                <w:rFonts w:ascii="Malgun Gothic" w:cs="Malgun Gothic" w:eastAsia="Malgun Gothic" w:hAnsi="Malgun Gothic"/>
+                <w:sz w:val="17"/>
+                <w:szCs w:val="17"/>
+              </w:rPr>
+              <w:t xml:space="preserve">이미영</w:t>
+            </w:r>
+          </w:p>
+        </w:tc>
+        <w:tc>
+          <w:tcPr>
+            <w:tcW w:type="dxa" w:w="2761"/>
+            <w:tcBorders>
+              <w:top w:val="single" w:color="C9D3DF" w:sz="4"/>
+              <w:left w:val="single" w:color="C9D3DF" w:sz="4"/>
+              <w:bottom w:val="single" w:color="C9D3DF" w:sz="4"/>
+              <w:right w:val="single" w:color="C9D3DF" w:sz="4"/>
+            </w:tcBorders>
+            <w:tcMar>
+              <w:top w:type="dxa" w:w="50"/>
+              <w:left w:type="dxa" w:w="80"/>
+              <w:bottom w:type="dxa" w:w="50"/>
+              <w:right w:type="dxa" w:w="80"/>
+            </w:tcMar>
+          </w:tcPr>
+          <w:p>
+            <w:pPr>
+              <w:jc w:val="left"/>
+            </w:pPr>
+            <w:r>
+              <w:rPr>
+                <w:rFonts w:ascii="Malgun Gothic" w:cs="Malgun Gothic" w:eastAsia="Malgun Gothic" w:hAnsi="Malgun Gothic"/>
+                <w:sz w:val="17"/>
+                <w:szCs w:val="17"/>
+              </w:rPr>
+              <w:t xml:space="preserve">Google NotebookLM</w:t>
+            </w:r>
+          </w:p>
+        </w:tc>
+        <w:tc>
+          <w:tcPr>
+            <w:tcW w:type="dxa" w:w="3833"/>
+            <w:tcBorders>
+              <w:top w:val="single" w:color="C9D3DF" w:sz="4"/>
+              <w:left w:val="single" w:color="C9D3DF" w:sz="4"/>
+              <w:bottom w:val="single" w:color="C9D3DF" w:sz="4"/>
+              <w:right w:val="single" w:color="C9D3DF" w:sz="4"/>
+            </w:tcBorders>
+            <w:tcMar>
+              <w:top w:type="dxa" w:w="50"/>
+              <w:left w:type="dxa" w:w="80"/>
+              <w:bottom w:type="dxa" w:w="50"/>
+              <w:right w:type="dxa" w:w="80"/>
+            </w:tcMar>
+          </w:tcPr>
+          <w:p>
+            <w:pPr>
+              <w:jc w:val="left"/>
+            </w:pPr>
+            <w:r>
+              <w:rPr>
+                <w:rFonts w:ascii="Malgun Gothic" w:cs="Malgun Gothic" w:eastAsia="Malgun Gothic" w:hAnsi="Malgun Gothic"/>
+                <w:sz w:val="17"/>
+                <w:szCs w:val="17"/>
+              </w:rPr>
+              <w:t xml:space="preserve">10장, 1번·2번 영상 삽입</w:t>
+            </w:r>
+          </w:p>
+        </w:tc>
+      </w:tr>
+      <w:tr>
+        <w:trPr>
+          <w:cantSplit/>
+          <w:tblHeader w:val="false"/>
+        </w:trPr>
+        <w:tc>
+          <w:tcPr>
+            <w:tcW w:type="dxa" w:w="2750"/>
+            <w:tcBorders>
+              <w:top w:val="single" w:color="C9D3DF" w:sz="4"/>
+              <w:left w:val="single" w:color="C9D3DF" w:sz="4"/>
+              <w:bottom w:val="single" w:color="C9D3DF" w:sz="4"/>
+              <w:right w:val="single" w:color="C9D3DF" w:sz="4"/>
+            </w:tcBorders>
+            <w:tcMar>
+              <w:top w:type="dxa" w:w="50"/>
+              <w:left w:type="dxa" w:w="80"/>
+              <w:bottom w:type="dxa" w:w="50"/>
+              <w:right w:type="dxa" w:w="80"/>
+            </w:tcMar>
+          </w:tcPr>
+          <w:p>
+            <w:pPr>
+              <w:jc w:val="left"/>
+            </w:pPr>
+            <w:r>
+              <w:rPr>
+                <w:rFonts w:ascii="Malgun Gothic" w:cs="Malgun Gothic" w:eastAsia="Malgun Gothic" w:hAnsi="Malgun Gothic"/>
+                <w:sz w:val="17"/>
+                <w:szCs w:val="17"/>
+              </w:rPr>
+              <w:t xml:space="preserve">1번 영상(프로젝트 개요)</w:t>
+            </w:r>
+          </w:p>
+        </w:tc>
+        <w:tc>
+          <w:tcPr>
+            <w:tcW w:type="dxa" w:w="860"/>
+            <w:tcBorders>
+              <w:top w:val="single" w:color="C9D3DF" w:sz="4"/>
+              <w:left w:val="single" w:color="C9D3DF" w:sz="4"/>
+              <w:bottom w:val="single" w:color="C9D3DF" w:sz="4"/>
+              <w:right w:val="single" w:color="C9D3DF" w:sz="4"/>
+            </w:tcBorders>
+            <w:tcMar>
+              <w:top w:type="dxa" w:w="50"/>
+              <w:left w:type="dxa" w:w="80"/>
+              <w:bottom w:type="dxa" w:w="50"/>
+              <w:right w:type="dxa" w:w="80"/>
+            </w:tcMar>
+          </w:tcPr>
+          <w:p>
+            <w:pPr>
+              <w:jc w:val="center"/>
+            </w:pPr>
+            <w:r>
+              <w:rPr>
+                <w:rFonts w:ascii="Malgun Gothic" w:cs="Malgun Gothic" w:eastAsia="Malgun Gothic" w:hAnsi="Malgun Gothic"/>
+                <w:sz w:val="17"/>
+                <w:szCs w:val="17"/>
+              </w:rPr>
+              <w:t xml:space="preserve">이미영</w:t>
+            </w:r>
+          </w:p>
+        </w:tc>
+        <w:tc>
+          <w:tcPr>
+            <w:tcW w:type="dxa" w:w="2761"/>
+            <w:tcBorders>
+              <w:top w:val="single" w:color="C9D3DF" w:sz="4"/>
+              <w:left w:val="single" w:color="C9D3DF" w:sz="4"/>
+              <w:bottom w:val="single" w:color="C9D3DF" w:sz="4"/>
+              <w:right w:val="single" w:color="C9D3DF" w:sz="4"/>
+            </w:tcBorders>
+            <w:tcMar>
+              <w:top w:type="dxa" w:w="50"/>
+              <w:left w:type="dxa" w:w="80"/>
+              <w:bottom w:type="dxa" w:w="50"/>
+              <w:right w:type="dxa" w:w="80"/>
+            </w:tcMar>
+          </w:tcPr>
+          <w:p>
+            <w:pPr>
+              <w:jc w:val="left"/>
+            </w:pPr>
+            <w:r>
+              <w:rPr>
+                <w:rFonts w:ascii="Malgun Gothic" w:cs="Malgun Gothic" w:eastAsia="Malgun Gothic" w:hAnsi="Malgun Gothic"/>
+                <w:sz w:val="17"/>
+                <w:szCs w:val="17"/>
+              </w:rPr>
+              <w:t xml:space="preserve">Google NotebookLM</w:t>
+            </w:r>
+          </w:p>
+        </w:tc>
+        <w:tc>
+          <w:tcPr>
+            <w:tcW w:type="dxa" w:w="3833"/>
+            <w:tcBorders>
+              <w:top w:val="single" w:color="C9D3DF" w:sz="4"/>
+              <w:left w:val="single" w:color="C9D3DF" w:sz="4"/>
+              <w:bottom w:val="single" w:color="C9D3DF" w:sz="4"/>
+              <w:right w:val="single" w:color="C9D3DF" w:sz="4"/>
+            </w:tcBorders>
+            <w:tcMar>
+              <w:top w:type="dxa" w:w="50"/>
+              <w:left w:type="dxa" w:w="80"/>
+              <w:bottom w:type="dxa" w:w="50"/>
+              <w:right w:type="dxa" w:w="80"/>
+            </w:tcMar>
+          </w:tcPr>
+          <w:p>
+            <w:pPr>
+              <w:jc w:val="left"/>
+            </w:pPr>
+            <w:r>
+              <w:rPr>
+                <w:rFonts w:ascii="Malgun Gothic" w:cs="Malgun Gothic" w:eastAsia="Malgun Gothic" w:hAnsi="Malgun Gothic"/>
+                <w:sz w:val="17"/>
+                <w:szCs w:val="17"/>
+              </w:rPr>
+              <w:t xml:space="preserve">단독 제작</w:t>
+            </w:r>
+          </w:p>
+        </w:tc>
+      </w:tr>
+      <w:tr>
+        <w:trPr>
+          <w:cantSplit/>
+          <w:tblHeader w:val="false"/>
+        </w:trPr>
+        <w:tc>
+          <w:tcPr>
+            <w:tcW w:type="dxa" w:w="2750"/>
+            <w:tcBorders>
+              <w:top w:val="single" w:color="C9D3DF" w:sz="4"/>
+              <w:left w:val="single" w:color="C9D3DF" w:sz="4"/>
+              <w:bottom w:val="single" w:color="C9D3DF" w:sz="4"/>
+              <w:right w:val="single" w:color="C9D3DF" w:sz="4"/>
+            </w:tcBorders>
+            <w:tcMar>
+              <w:top w:type="dxa" w:w="50"/>
+              <w:left w:type="dxa" w:w="80"/>
+              <w:bottom w:type="dxa" w:w="50"/>
+              <w:right w:type="dxa" w:w="80"/>
+            </w:tcMar>
+          </w:tcPr>
+          <w:p>
+            <w:pPr>
+              <w:jc w:val="left"/>
+            </w:pPr>
+            <w:r>
+              <w:rPr>
+                <w:rFonts w:ascii="Malgun Gothic" w:cs="Malgun Gothic" w:eastAsia="Malgun Gothic" w:hAnsi="Malgun Gothic"/>
+                <w:sz w:val="17"/>
+                <w:szCs w:val="17"/>
+              </w:rPr>
+              <w:t xml:space="preserve">2번 영상(시연) 원본</w:t>
+            </w:r>
+          </w:p>
+        </w:tc>
+        <w:tc>
+          <w:tcPr>
+            <w:tcW w:type="dxa" w:w="860"/>
+            <w:tcBorders>
+              <w:top w:val="single" w:color="C9D3DF" w:sz="4"/>
+              <w:left w:val="single" w:color="C9D3DF" w:sz="4"/>
+              <w:bottom w:val="single" w:color="C9D3DF" w:sz="4"/>
+              <w:right w:val="single" w:color="C9D3DF" w:sz="4"/>
+            </w:tcBorders>
+            <w:tcMar>
+              <w:top w:type="dxa" w:w="50"/>
+              <w:left w:type="dxa" w:w="80"/>
+              <w:bottom w:type="dxa" w:w="50"/>
+              <w:right w:type="dxa" w:w="80"/>
+            </w:tcMar>
+          </w:tcPr>
+          <w:p>
+            <w:pPr>
+              <w:jc w:val="center"/>
+            </w:pPr>
+            <w:r>
+              <w:rPr>
+                <w:rFonts w:ascii="Malgun Gothic" w:cs="Malgun Gothic" w:eastAsia="Malgun Gothic" w:hAnsi="Malgun Gothic"/>
+                <w:sz w:val="17"/>
+                <w:szCs w:val="17"/>
+              </w:rPr>
+              <w:t xml:space="preserve">조준수</w:t>
+            </w:r>
+          </w:p>
+        </w:tc>
+        <w:tc>
+          <w:tcPr>
+            <w:tcW w:type="dxa" w:w="2761"/>
+            <w:tcBorders>
+              <w:top w:val="single" w:color="C9D3DF" w:sz="4"/>
+              <w:left w:val="single" w:color="C9D3DF" w:sz="4"/>
+              <w:bottom w:val="single" w:color="C9D3DF" w:sz="4"/>
+              <w:right w:val="single" w:color="C9D3DF" w:sz="4"/>
+            </w:tcBorders>
+            <w:tcMar>
+              <w:top w:type="dxa" w:w="50"/>
+              <w:left w:type="dxa" w:w="80"/>
+              <w:bottom w:type="dxa" w:w="50"/>
+              <w:right w:type="dxa" w:w="80"/>
+            </w:tcMar>
+          </w:tcPr>
+          <w:p>
+            <w:pPr>
+              <w:jc w:val="left"/>
+            </w:pPr>
+            <w:r>
+              <w:rPr>
+                <w:rFonts w:ascii="Malgun Gothic" w:cs="Malgun Gothic" w:eastAsia="Malgun Gothic" w:hAnsi="Malgun Gothic"/>
+                <w:sz w:val="17"/>
+                <w:szCs w:val="17"/>
+              </w:rPr>
+              <w:t xml:space="preserve">—</w:t>
+            </w:r>
+          </w:p>
+        </w:tc>
+        <w:tc>
+          <w:tcPr>
+            <w:tcW w:type="dxa" w:w="3833"/>
+            <w:tcBorders>
+              <w:top w:val="single" w:color="C9D3DF" w:sz="4"/>
+              <w:left w:val="single" w:color="C9D3DF" w:sz="4"/>
+              <w:bottom w:val="single" w:color="C9D3DF" w:sz="4"/>
+              <w:right w:val="single" w:color="C9D3DF" w:sz="4"/>
+            </w:tcBorders>
+            <w:tcMar>
+              <w:top w:type="dxa" w:w="50"/>
+              <w:left w:type="dxa" w:w="80"/>
+              <w:bottom w:type="dxa" w:w="50"/>
+              <w:right w:type="dxa" w:w="80"/>
+            </w:tcMar>
+          </w:tcPr>
+          <w:p>
+            <w:pPr>
+              <w:jc w:val="left"/>
+            </w:pPr>
+            <w:r>
+              <w:rPr>
+                <w:rFonts w:ascii="Malgun Gothic" w:cs="Malgun Gothic" w:eastAsia="Malgun Gothic" w:hAnsi="Malgun Gothic"/>
+                <w:sz w:val="17"/>
+                <w:szCs w:val="17"/>
+              </w:rPr>
+              <w:t xml:space="preserve">실제 앱 화면 녹화(2분 57초)</w:t>
+            </w:r>
+          </w:p>
+        </w:tc>
+      </w:tr>
+      <w:tr>
+        <w:trPr>
+          <w:cantSplit/>
+          <w:tblHeader w:val="false"/>
+        </w:trPr>
+        <w:tc>
+          <w:tcPr>
+            <w:tcW w:type="dxa" w:w="2750"/>
+            <w:tcBorders>
+              <w:top w:val="single" w:color="C9D3DF" w:sz="4"/>
+              <w:left w:val="single" w:color="C9D3DF" w:sz="4"/>
+              <w:bottom w:val="single" w:color="C9D3DF" w:sz="4"/>
+              <w:right w:val="single" w:color="C9D3DF" w:sz="4"/>
+            </w:tcBorders>
+            <w:tcMar>
+              <w:top w:type="dxa" w:w="50"/>
+              <w:left w:type="dxa" w:w="80"/>
+              <w:bottom w:type="dxa" w:w="50"/>
+              <w:right w:type="dxa" w:w="80"/>
+            </w:tcMar>
+          </w:tcPr>
+          <w:p>
+            <w:pPr>
+              <w:jc w:val="left"/>
+            </w:pPr>
+            <w:r>
+              <w:rPr>
+                <w:rFonts w:ascii="Malgun Gothic" w:cs="Malgun Gothic" w:eastAsia="Malgun Gothic" w:hAnsi="Malgun Gothic"/>
+                <w:sz w:val="17"/>
+                <w:szCs w:val="17"/>
+              </w:rPr>
+              <w:t xml:space="preserve">2번 영상 썸네일·엔딩</w:t>
+            </w:r>
+          </w:p>
+        </w:tc>
+        <w:tc>
+          <w:tcPr>
+            <w:tcW w:type="dxa" w:w="860"/>
+            <w:tcBorders>
+              <w:top w:val="single" w:color="C9D3DF" w:sz="4"/>
+              <w:left w:val="single" w:color="C9D3DF" w:sz="4"/>
+              <w:bottom w:val="single" w:color="C9D3DF" w:sz="4"/>
+              <w:right w:val="single" w:color="C9D3DF" w:sz="4"/>
+            </w:tcBorders>
+            <w:tcMar>
+              <w:top w:type="dxa" w:w="50"/>
+              <w:left w:type="dxa" w:w="80"/>
+              <w:bottom w:type="dxa" w:w="50"/>
+              <w:right w:type="dxa" w:w="80"/>
+            </w:tcMar>
+          </w:tcPr>
+          <w:p>
+            <w:pPr>
+              <w:jc w:val="center"/>
+            </w:pPr>
+            <w:r>
+              <w:rPr>
+                <w:rFonts w:ascii="Malgun Gothic" w:cs="Malgun Gothic" w:eastAsia="Malgun Gothic" w:hAnsi="Malgun Gothic"/>
+                <w:sz w:val="17"/>
+                <w:szCs w:val="17"/>
+              </w:rPr>
+              <w:t xml:space="preserve">이미영</w:t>
+            </w:r>
+          </w:p>
+        </w:tc>
+        <w:tc>
+          <w:tcPr>
+            <w:tcW w:type="dxa" w:w="2761"/>
+            <w:tcBorders>
+              <w:top w:val="single" w:color="C9D3DF" w:sz="4"/>
+              <w:left w:val="single" w:color="C9D3DF" w:sz="4"/>
+              <w:bottom w:val="single" w:color="C9D3DF" w:sz="4"/>
+              <w:right w:val="single" w:color="C9D3DF" w:sz="4"/>
+            </w:tcBorders>
+            <w:tcMar>
+              <w:top w:type="dxa" w:w="50"/>
+              <w:left w:type="dxa" w:w="80"/>
+              <w:bottom w:type="dxa" w:w="50"/>
+              <w:right w:type="dxa" w:w="80"/>
+            </w:tcMar>
+          </w:tcPr>
+          <w:p>
+            <w:pPr>
+              <w:jc w:val="left"/>
+            </w:pPr>
+            <w:r>
+              <w:rPr>
+                <w:rFonts w:ascii="Malgun Gothic" w:cs="Malgun Gothic" w:eastAsia="Malgun Gothic" w:hAnsi="Malgun Gothic"/>
+                <w:sz w:val="17"/>
+                <w:szCs w:val="17"/>
+              </w:rPr>
+              <w:t xml:space="preserve">ChatGPT GPT 솔라이트 6.1</w:t>
+            </w:r>
+          </w:p>
+        </w:tc>
+        <w:tc>
+          <w:tcPr>
+            <w:tcW w:type="dxa" w:w="3833"/>
+            <w:tcBorders>
+              <w:top w:val="single" w:color="C9D3DF" w:sz="4"/>
+              <w:left w:val="single" w:color="C9D3DF" w:sz="4"/>
+              <w:bottom w:val="single" w:color="C9D3DF" w:sz="4"/>
+              <w:right w:val="single" w:color="C9D3DF" w:sz="4"/>
+            </w:tcBorders>
+            <w:tcMar>
+              <w:top w:type="dxa" w:w="50"/>
+              <w:left w:type="dxa" w:w="80"/>
+              <w:bottom w:type="dxa" w:w="50"/>
+              <w:right w:type="dxa" w:w="80"/>
+            </w:tcMar>
+          </w:tcPr>
+          <w:p>
+            <w:pPr>
+              <w:jc w:val="left"/>
+            </w:pPr>
+            <w:r>
+              <w:rPr>
+                <w:rFonts w:ascii="Malgun Gothic" w:cs="Malgun Gothic" w:eastAsia="Malgun Gothic" w:hAnsi="Malgun Gothic"/>
+                <w:sz w:val="17"/>
+                <w:szCs w:val="17"/>
+              </w:rPr>
+              <w:t xml:space="preserve">썸네일·엔딩 이미지</w:t>
+            </w:r>
+          </w:p>
+        </w:tc>
+      </w:tr>
+      <w:tr>
+        <w:trPr>
+          <w:cantSplit/>
+          <w:tblHeader w:val="false"/>
+        </w:trPr>
+        <w:tc>
+          <w:tcPr>
+            <w:tcW w:type="dxa" w:w="2750"/>
+            <w:tcBorders>
+              <w:top w:val="single" w:color="C9D3DF" w:sz="4"/>
+              <w:left w:val="single" w:color="C9D3DF" w:sz="4"/>
+              <w:bottom w:val="single" w:color="C9D3DF" w:sz="4"/>
+              <w:right w:val="single" w:color="C9D3DF" w:sz="4"/>
+            </w:tcBorders>
+            <w:tcMar>
+              <w:top w:type="dxa" w:w="50"/>
+              <w:left w:type="dxa" w:w="80"/>
+              <w:bottom w:type="dxa" w:w="50"/>
+              <w:right w:type="dxa" w:w="80"/>
+            </w:tcMar>
+          </w:tcPr>
+          <w:p>
+            <w:pPr>
+              <w:jc w:val="left"/>
+            </w:pPr>
+            <w:r>
+              <w:rPr>
+                <w:rFonts w:ascii="Malgun Gothic" w:cs="Malgun Gothic" w:eastAsia="Malgun Gothic" w:hAnsi="Malgun Gothic"/>
+                <w:sz w:val="17"/>
+                <w:szCs w:val="17"/>
+              </w:rPr>
+              <w:t xml:space="preserve">2번 영상 편집</w:t>
+            </w:r>
+          </w:p>
+        </w:tc>
+        <w:tc>
+          <w:tcPr>
+            <w:tcW w:type="dxa" w:w="860"/>
+            <w:tcBorders>
+              <w:top w:val="single" w:color="C9D3DF" w:sz="4"/>
+              <w:left w:val="single" w:color="C9D3DF" w:sz="4"/>
+              <w:bottom w:val="single" w:color="C9D3DF" w:sz="4"/>
+              <w:right w:val="single" w:color="C9D3DF" w:sz="4"/>
+            </w:tcBorders>
+            <w:tcMar>
+              <w:top w:type="dxa" w:w="50"/>
+              <w:left w:type="dxa" w:w="80"/>
+              <w:bottom w:type="dxa" w:w="50"/>
+              <w:right w:type="dxa" w:w="80"/>
+            </w:tcMar>
+          </w:tcPr>
+          <w:p>
+            <w:pPr>
+              <w:jc w:val="center"/>
+            </w:pPr>
+            <w:r>
+              <w:rPr>
+                <w:rFonts w:ascii="Malgun Gothic" w:cs="Malgun Gothic" w:eastAsia="Malgun Gothic" w:hAnsi="Malgun Gothic"/>
+                <w:sz w:val="17"/>
+                <w:szCs w:val="17"/>
+              </w:rPr>
+              <w:t xml:space="preserve">이혜경</w:t>
+            </w:r>
+          </w:p>
+        </w:tc>
+        <w:tc>
+          <w:tcPr>
+            <w:tcW w:type="dxa" w:w="2761"/>
+            <w:tcBorders>
+              <w:top w:val="single" w:color="C9D3DF" w:sz="4"/>
+              <w:left w:val="single" w:color="C9D3DF" w:sz="4"/>
+              <w:bottom w:val="single" w:color="C9D3DF" w:sz="4"/>
+              <w:right w:val="single" w:color="C9D3DF" w:sz="4"/>
+            </w:tcBorders>
+            <w:tcMar>
+              <w:top w:type="dxa" w:w="50"/>
+              <w:left w:type="dxa" w:w="80"/>
+              <w:bottom w:type="dxa" w:w="50"/>
+              <w:right w:type="dxa" w:w="80"/>
+            </w:tcMar>
+          </w:tcPr>
+          <w:p>
+            <w:pPr>
+              <w:jc w:val="left"/>
+            </w:pPr>
+            <w:r>
+              <w:rPr>
+                <w:rFonts w:ascii="Malgun Gothic" w:cs="Malgun Gothic" w:eastAsia="Malgun Gothic" w:hAnsi="Malgun Gothic"/>
+                <w:sz w:val="17"/>
+                <w:szCs w:val="17"/>
+              </w:rPr>
+              <w:t xml:space="preserve">비디오스튜(VideoStew)</w:t>
+            </w:r>
+          </w:p>
+        </w:tc>
+        <w:tc>
+          <w:tcPr>
+            <w:tcW w:type="dxa" w:w="3833"/>
+            <w:tcBorders>
+              <w:top w:val="single" w:color="C9D3DF" w:sz="4"/>
+              <w:left w:val="single" w:color="C9D3DF" w:sz="4"/>
+              <w:bottom w:val="single" w:color="C9D3DF" w:sz="4"/>
+              <w:right w:val="single" w:color="C9D3DF" w:sz="4"/>
+            </w:tcBorders>
+            <w:tcMar>
+              <w:top w:type="dxa" w:w="50"/>
+              <w:left w:type="dxa" w:w="80"/>
+              <w:bottom w:type="dxa" w:w="50"/>
+              <w:right w:type="dxa" w:w="80"/>
+            </w:tcMar>
+          </w:tcPr>
+          <w:p>
+            <w:pPr>
+              <w:jc w:val="left"/>
+            </w:pPr>
+            <w:r>
+              <w:rPr>
+                <w:rFonts w:ascii="Malgun Gothic" w:cs="Malgun Gothic" w:eastAsia="Malgun Gothic" w:hAnsi="Malgun Gothic"/>
+                <w:sz w:val="17"/>
+                <w:szCs w:val="17"/>
+              </w:rPr>
+              <w:t xml:space="preserve">썸네일·녹화 영상·엔딩 합치기, 배경음악·자동 장면 전환</w:t>
+            </w:r>
+          </w:p>
+        </w:tc>
+      </w:tr>
+      <w:tr>
+        <w:trPr>
+          <w:cantSplit/>
+          <w:tblHeader w:val="false"/>
+        </w:trPr>
+        <w:tc>
+          <w:tcPr>
+            <w:tcW w:type="dxa" w:w="2750"/>
+            <w:tcBorders>
+              <w:top w:val="single" w:color="C9D3DF" w:sz="4"/>
+              <w:left w:val="single" w:color="C9D3DF" w:sz="4"/>
+              <w:bottom w:val="single" w:color="C9D3DF" w:sz="4"/>
+              <w:right w:val="single" w:color="C9D3DF" w:sz="4"/>
+            </w:tcBorders>
+            <w:tcMar>
+              <w:top w:type="dxa" w:w="50"/>
+              <w:left w:type="dxa" w:w="80"/>
+              <w:bottom w:type="dxa" w:w="50"/>
+              <w:right w:type="dxa" w:w="80"/>
+            </w:tcMar>
+          </w:tcPr>
+          <w:p>
+            <w:pPr>
+              <w:jc w:val="left"/>
+            </w:pPr>
+            <w:r>
+              <w:rPr>
+                <w:rFonts w:ascii="Malgun Gothic" w:cs="Malgun Gothic" w:eastAsia="Malgun Gothic" w:hAnsi="Malgun Gothic"/>
+                <w:sz w:val="17"/>
+                <w:szCs w:val="17"/>
+              </w:rPr>
+              <w:t xml:space="preserve">배경음악</w:t>
+            </w:r>
+          </w:p>
+        </w:tc>
+        <w:tc>
+          <w:tcPr>
+            <w:tcW w:type="dxa" w:w="860"/>
+            <w:tcBorders>
+              <w:top w:val="single" w:color="C9D3DF" w:sz="4"/>
+              <w:left w:val="single" w:color="C9D3DF" w:sz="4"/>
+              <w:bottom w:val="single" w:color="C9D3DF" w:sz="4"/>
+              <w:right w:val="single" w:color="C9D3DF" w:sz="4"/>
+            </w:tcBorders>
+            <w:tcMar>
+              <w:top w:type="dxa" w:w="50"/>
+              <w:left w:type="dxa" w:w="80"/>
+              <w:bottom w:type="dxa" w:w="50"/>
+              <w:right w:type="dxa" w:w="80"/>
+            </w:tcMar>
+          </w:tcPr>
+          <w:p>
+            <w:pPr>
+              <w:jc w:val="center"/>
+            </w:pPr>
+            <w:r>
+              <w:rPr>
+                <w:rFonts w:ascii="Malgun Gothic" w:cs="Malgun Gothic" w:eastAsia="Malgun Gothic" w:hAnsi="Malgun Gothic"/>
+                <w:sz w:val="17"/>
+                <w:szCs w:val="17"/>
+              </w:rPr>
+              <w:t xml:space="preserve">—</w:t>
+            </w:r>
+          </w:p>
+        </w:tc>
+        <w:tc>
+          <w:tcPr>
+            <w:tcW w:type="dxa" w:w="2761"/>
+            <w:tcBorders>
+              <w:top w:val="single" w:color="C9D3DF" w:sz="4"/>
+              <w:left w:val="single" w:color="C9D3DF" w:sz="4"/>
+              <w:bottom w:val="single" w:color="C9D3DF" w:sz="4"/>
+              <w:right w:val="single" w:color="C9D3DF" w:sz="4"/>
+            </w:tcBorders>
+            <w:tcMar>
+              <w:top w:type="dxa" w:w="50"/>
+              <w:left w:type="dxa" w:w="80"/>
+              <w:bottom w:type="dxa" w:w="50"/>
+              <w:right w:type="dxa" w:w="80"/>
+            </w:tcMar>
+          </w:tcPr>
+          <w:p>
+            <w:pPr>
+              <w:jc w:val="left"/>
+            </w:pPr>
+            <w:r>
+              <w:rPr>
+                <w:rFonts w:ascii="Malgun Gothic" w:cs="Malgun Gothic" w:eastAsia="Malgun Gothic" w:hAnsi="Malgun Gothic"/>
+                <w:sz w:val="17"/>
+                <w:szCs w:val="17"/>
+              </w:rPr>
+              <w:t xml:space="preserve">—</w:t>
+            </w:r>
+          </w:p>
+        </w:tc>
+        <w:tc>
+          <w:tcPr>
+            <w:tcW w:type="dxa" w:w="3833"/>
+            <w:tcBorders>
+              <w:top w:val="single" w:color="C9D3DF" w:sz="4"/>
+              <w:left w:val="single" w:color="C9D3DF" w:sz="4"/>
+              <w:bottom w:val="single" w:color="C9D3DF" w:sz="4"/>
+              <w:right w:val="single" w:color="C9D3DF" w:sz="4"/>
+            </w:tcBorders>
+            <w:tcMar>
+              <w:top w:type="dxa" w:w="50"/>
+              <w:left w:type="dxa" w:w="80"/>
+              <w:bottom w:type="dxa" w:w="50"/>
+              <w:right w:type="dxa" w:w="80"/>
+            </w:tcMar>
+          </w:tcPr>
+          <w:p>
+            <w:pPr>
+              <w:jc w:val="left"/>
+            </w:pPr>
+            <w:r>
+              <w:rPr>
+                <w:rFonts w:ascii="Malgun Gothic" w:cs="Malgun Gothic" w:eastAsia="Malgun Gothic" w:hAnsi="Malgun Gothic"/>
+                <w:sz w:val="17"/>
+                <w:szCs w:val="17"/>
+              </w:rPr>
+              <w:t xml:space="preserve">광고프레젠테이션음악|Advertisement · BGMmaester · 라이센스 제공자 SellBuyMusic(</w:t>
+            </w:r>
+            <w:hyperlink w:history="1" r:id="rIdtfvxe8bd6a2lyn_5g5pgh">
+              <w:r>
+                <w:rPr>
+                  <w:rStyle w:val="Hyperlink"/>
+                  <w:rFonts w:ascii="Malgun Gothic" w:cs="Malgun Gothic" w:eastAsia="Malgun Gothic" w:hAnsi="Malgun Gothic"/>
+                  <w:sz w:val="17"/>
+                  <w:szCs w:val="17"/>
+                </w:rPr>
+                <w:t xml:space="preserve">https://www.sellbuymusic.com</w:t>
+              </w:r>
+            </w:hyperlink>
+            <w:r>
+              <w:rPr>
+                <w:rFonts w:ascii="Malgun Gothic" w:cs="Malgun Gothic" w:eastAsia="Malgun Gothic" w:hAnsi="Malgun Gothic"/>
+                <w:sz w:val="17"/>
+                <w:szCs w:val="17"/>
+              </w:rPr>
+              <w:t xml:space="preserve">)</w:t>
+            </w:r>
+          </w:p>
+        </w:tc>
+      </w:tr>
+      <w:tr>
+        <w:trPr>
+          <w:cantSplit/>
+          <w:tblHeader w:val="false"/>
+        </w:trPr>
+        <w:tc>
+          <w:tcPr>
+            <w:tcW w:type="dxa" w:w="2750"/>
+            <w:tcBorders>
+              <w:top w:val="single" w:color="C9D3DF" w:sz="4"/>
+              <w:left w:val="single" w:color="C9D3DF" w:sz="4"/>
+              <w:bottom w:val="single" w:color="C9D3DF" w:sz="4"/>
+              <w:right w:val="single" w:color="C9D3DF" w:sz="4"/>
+            </w:tcBorders>
+            <w:tcMar>
+              <w:top w:type="dxa" w:w="50"/>
+              <w:left w:type="dxa" w:w="80"/>
+              <w:bottom w:type="dxa" w:w="50"/>
+              <w:right w:type="dxa" w:w="80"/>
+            </w:tcMar>
+          </w:tcPr>
+          <w:p>
+            <w:pPr>
+              <w:jc w:val="left"/>
+            </w:pPr>
+            <w:r>
+              <w:rPr>
+                <w:rFonts w:ascii="Malgun Gothic" w:cs="Malgun Gothic" w:eastAsia="Malgun Gothic" w:hAnsi="Malgun Gothic"/>
+                <w:sz w:val="17"/>
+                <w:szCs w:val="17"/>
+              </w:rPr>
+              <w:t xml:space="preserve">기술명세서 수정본</w:t>
+            </w:r>
+          </w:p>
+        </w:tc>
+        <w:tc>
+          <w:tcPr>
+            <w:tcW w:type="dxa" w:w="860"/>
+            <w:tcBorders>
+              <w:top w:val="single" w:color="C9D3DF" w:sz="4"/>
+              <w:left w:val="single" w:color="C9D3DF" w:sz="4"/>
+              <w:bottom w:val="single" w:color="C9D3DF" w:sz="4"/>
+              <w:right w:val="single" w:color="C9D3DF" w:sz="4"/>
+            </w:tcBorders>
+            <w:tcMar>
+              <w:top w:type="dxa" w:w="50"/>
+              <w:left w:type="dxa" w:w="80"/>
+              <w:bottom w:type="dxa" w:w="50"/>
+              <w:right w:type="dxa" w:w="80"/>
+            </w:tcMar>
+          </w:tcPr>
+          <w:p>
+            <w:pPr>
+              <w:jc w:val="center"/>
+            </w:pPr>
+            <w:r>
+              <w:rPr>
+                <w:rFonts w:ascii="Malgun Gothic" w:cs="Malgun Gothic" w:eastAsia="Malgun Gothic" w:hAnsi="Malgun Gothic"/>
+                <w:sz w:val="17"/>
+                <w:szCs w:val="17"/>
+              </w:rPr>
+              <w:t xml:space="preserve">이혜경</w:t>
+            </w:r>
+          </w:p>
+        </w:tc>
+        <w:tc>
+          <w:tcPr>
+            <w:tcW w:type="dxa" w:w="2761"/>
+            <w:tcBorders>
+              <w:top w:val="single" w:color="C9D3DF" w:sz="4"/>
+              <w:left w:val="single" w:color="C9D3DF" w:sz="4"/>
+              <w:bottom w:val="single" w:color="C9D3DF" w:sz="4"/>
+              <w:right w:val="single" w:color="C9D3DF" w:sz="4"/>
+            </w:tcBorders>
+            <w:tcMar>
+              <w:top w:type="dxa" w:w="50"/>
+              <w:left w:type="dxa" w:w="80"/>
+              <w:bottom w:type="dxa" w:w="50"/>
+              <w:right w:type="dxa" w:w="80"/>
+            </w:tcMar>
+          </w:tcPr>
+          <w:p>
+            <w:pPr>
+              <w:jc w:val="left"/>
+            </w:pPr>
+            <w:r>
+              <w:rPr>
+                <w:rFonts w:ascii="Malgun Gothic" w:cs="Malgun Gothic" w:eastAsia="Malgun Gothic" w:hAnsi="Malgun Gothic"/>
+                <w:sz w:val="17"/>
+                <w:szCs w:val="17"/>
+              </w:rPr>
+              <w:t xml:space="preserve">—</w:t>
+            </w:r>
+          </w:p>
+        </w:tc>
+        <w:tc>
+          <w:tcPr>
+            <w:tcW w:type="dxa" w:w="3833"/>
+            <w:tcBorders>
+              <w:top w:val="single" w:color="C9D3DF" w:sz="4"/>
+              <w:left w:val="single" w:color="C9D3DF" w:sz="4"/>
+              <w:bottom w:val="single" w:color="C9D3DF" w:sz="4"/>
+              <w:right w:val="single" w:color="C9D3DF" w:sz="4"/>
+            </w:tcBorders>
+            <w:tcMar>
+              <w:top w:type="dxa" w:w="50"/>
+              <w:left w:type="dxa" w:w="80"/>
+              <w:bottom w:type="dxa" w:w="50"/>
+              <w:right w:type="dxa" w:w="80"/>
+            </w:tcMar>
+          </w:tcPr>
+          <w:p>
+            <w:pPr>
+              <w:jc w:val="left"/>
+            </w:pPr>
+            <w:r>
+              <w:rPr>
+                <w:rFonts w:ascii="Malgun Gothic" w:cs="Malgun Gothic" w:eastAsia="Malgun Gothic" w:hAnsi="Malgun Gothic"/>
+                <w:sz w:val="17"/>
+                <w:szCs w:val="17"/>
+              </w:rPr>
+              <w:t xml:space="preserve">본선 제작 도구·배경음악 출처·로고 제작 반영(3쪽)</w:t>
+            </w:r>
+          </w:p>
+        </w:tc>
+      </w:tr>
+    </w:tbl>
+    <w:p>
+      <w:pPr>
+        <w:spacing w:after="80"/>
+      </w:pPr>
+    </w:p>
+    <w:p>
+      <w:pPr>
+        <w:pStyle w:val="Heading2"/>
+        <w:keepNext/>
+        <w:spacing w:after="60" w:before="160"/>
+      </w:pPr>
+      <w:r>
+        <w:rPr>
+          <w:rFonts w:ascii="Malgun Gothic" w:cs="Malgun Gothic" w:eastAsia="Malgun Gothic" w:hAnsi="Malgun Gothic"/>
+          <w:b/>
+          <w:bCs/>
+          <w:color w:val="2E9E6B"/>
+          <w:sz w:val="21"/>
+          <w:szCs w:val="21"/>
+        </w:rPr>
+        <w:t xml:space="preserve">3. 대회 종료 후 정리(10/15)</w:t>
+      </w:r>
+    </w:p>
+    <w:tbl>
+      <w:tblPr>
+        <w:tblW w:type="dxa" w:w="10204"/>
+        <w:tblBorders>
+          <w:top w:val="single" w:color="auto" w:sz="4"/>
+          <w:left w:val="single" w:color="auto" w:sz="4"/>
+          <w:bottom w:val="single" w:color="auto" w:sz="4"/>
+          <w:right w:val="single" w:color="auto" w:sz="4"/>
+          <w:insideH w:val="single" w:color="auto" w:sz="4"/>
+          <w:insideV w:val="single" w:color="auto" w:sz="4"/>
+        </w:tblBorders>
+      </w:tblPr>
+      <w:tblGrid>
+        <w:gridCol w:w="2260"/>
+        <w:gridCol w:w="7944"/>
+      </w:tblGrid>
+      <w:tr>
+        <w:trPr>
+          <w:cantSplit/>
+          <w:tblHeader/>
+        </w:trPr>
+        <w:tc>
+          <w:tcPr>
+            <w:tcW w:type="dxa" w:w="2260"/>
+            <w:tcBorders>
+              <w:top w:val="single" w:color="C9D3DF" w:sz="4"/>
+              <w:left w:val="single" w:color="C9D3DF" w:sz="4"/>
+              <w:bottom w:val="single" w:color="C9D3DF" w:sz="4"/>
+              <w:right w:val="single" w:color="C9D3DF" w:sz="4"/>
+            </w:tcBorders>
+            <w:shd w:fill="EEF4FB" w:color="auto" w:val="clear"/>
+            <w:tcMar>
+              <w:top w:type="dxa" w:w="50"/>
+              <w:left w:type="dxa" w:w="80"/>
+              <w:bottom w:type="dxa" w:w="50"/>
+              <w:right w:type="dxa" w:w="80"/>
+            </w:tcMar>
+          </w:tcPr>
+          <w:p>
+            <w:pPr>
+              <w:jc w:val="center"/>
+            </w:pPr>
+            <w:r>
+              <w:rPr>
+                <w:rFonts w:ascii="Malgun Gothic" w:cs="Malgun Gothic" w:eastAsia="Malgun Gothic" w:hAnsi="Malgun Gothic"/>
+                <w:b/>
+                <w:bCs/>
+                <w:color w:val="063465"/>
+                <w:sz w:val="17"/>
+                <w:szCs w:val="17"/>
+              </w:rPr>
+              <w:t xml:space="preserve">항목</w:t>
+            </w:r>
+          </w:p>
+        </w:tc>
+        <w:tc>
+          <w:tcPr>
+            <w:tcW w:type="dxa" w:w="7944"/>
+            <w:tcBorders>
+              <w:top w:val="single" w:color="C9D3DF" w:sz="4"/>
+              <w:left w:val="single" w:color="C9D3DF" w:sz="4"/>
+              <w:bottom w:val="single" w:color="C9D3DF" w:sz="4"/>
+              <w:right w:val="single" w:color="C9D3DF" w:sz="4"/>
+            </w:tcBorders>
+            <w:shd w:fill="EEF4FB" w:color="auto" w:val="clear"/>
+            <w:tcMar>
+              <w:top w:type="dxa" w:w="50"/>
+              <w:left w:type="dxa" w:w="80"/>
+              <w:bottom w:type="dxa" w:w="50"/>
+              <w:right w:type="dxa" w:w="80"/>
+            </w:tcMar>
+          </w:tcPr>
+          <w:p>
+            <w:pPr>
+              <w:jc w:val="center"/>
+            </w:pPr>
+            <w:r>
+              <w:rPr>
+                <w:rFonts w:ascii="Malgun Gothic" w:cs="Malgun Gothic" w:eastAsia="Malgun Gothic" w:hAnsi="Malgun Gothic"/>
+                <w:b/>
+                <w:bCs/>
+                <w:color w:val="063465"/>
+                <w:sz w:val="17"/>
+                <w:szCs w:val="17"/>
+              </w:rPr>
+              <w:t xml:space="preserve">처리</w:t>
+            </w:r>
+          </w:p>
+        </w:tc>
+      </w:tr>
+      <w:tr>
+        <w:trPr>
+          <w:cantSplit/>
+          <w:tblHeader w:val="false"/>
+        </w:trPr>
+        <w:tc>
+          <w:tcPr>
+            <w:tcW w:type="dxa" w:w="2260"/>
+            <w:tcBorders>
+              <w:top w:val="single" w:color="C9D3DF" w:sz="4"/>
+              <w:left w:val="single" w:color="C9D3DF" w:sz="4"/>
+              <w:bottom w:val="single" w:color="C9D3DF" w:sz="4"/>
+              <w:right w:val="single" w:color="C9D3DF" w:sz="4"/>
+            </w:tcBorders>
+            <w:tcMar>
+              <w:top w:type="dxa" w:w="50"/>
+              <w:left w:type="dxa" w:w="80"/>
+              <w:bottom w:type="dxa" w:w="50"/>
+              <w:right w:type="dxa" w:w="80"/>
+            </w:tcMar>
+          </w:tcPr>
+          <w:p>
+            <w:pPr>
+              <w:jc w:val="center"/>
+            </w:pPr>
+            <w:r>
+              <w:rPr>
+                <w:rFonts w:ascii="Malgun Gothic" w:cs="Malgun Gothic" w:eastAsia="Malgun Gothic" w:hAnsi="Malgun Gothic"/>
+                <w:sz w:val="17"/>
+                <w:szCs w:val="17"/>
+              </w:rPr>
+              <w:t xml:space="preserve">신청서</w:t>
+            </w:r>
+          </w:p>
+        </w:tc>
+        <w:tc>
+          <w:tcPr>
+            <w:tcW w:type="dxa" w:w="7944"/>
+            <w:tcBorders>
+              <w:top w:val="single" w:color="C9D3DF" w:sz="4"/>
+              <w:left w:val="single" w:color="C9D3DF" w:sz="4"/>
+              <w:bottom w:val="single" w:color="C9D3DF" w:sz="4"/>
+              <w:right w:val="single" w:color="C9D3DF" w:sz="4"/>
+            </w:tcBorders>
+            <w:tcMar>
+              <w:top w:type="dxa" w:w="50"/>
+              <w:left w:type="dxa" w:w="80"/>
+              <w:bottom w:type="dxa" w:w="50"/>
+              <w:right w:type="dxa" w:w="80"/>
+            </w:tcMar>
+          </w:tcPr>
+          <w:p>
+            <w:pPr>
+              <w:jc w:val="left"/>
+            </w:pPr>
+            <w:r>
+              <w:rPr>
+                <w:rFonts w:ascii="Malgun Gothic" w:cs="Malgun Gothic" w:eastAsia="Malgun Gothic" w:hAnsi="Malgun Gothic"/>
+                <w:sz w:val="17"/>
+                <w:szCs w:val="17"/>
+              </w:rPr>
+              <w:t xml:space="preserve">개인정보 보호를 위해 팀·개인 GitHub에서 파일과 커밋 이력까지 삭제(팀원은 저장소를 새로 내려받기)</w:t>
+            </w:r>
+          </w:p>
+        </w:tc>
+      </w:tr>
+      <w:tr>
+        <w:trPr>
+          <w:cantSplit/>
+          <w:tblHeader w:val="false"/>
+        </w:trPr>
+        <w:tc>
+          <w:tcPr>
+            <w:tcW w:type="dxa" w:w="2260"/>
+            <w:tcBorders>
+              <w:top w:val="single" w:color="C9D3DF" w:sz="4"/>
+              <w:left w:val="single" w:color="C9D3DF" w:sz="4"/>
+              <w:bottom w:val="single" w:color="C9D3DF" w:sz="4"/>
+              <w:right w:val="single" w:color="C9D3DF" w:sz="4"/>
+            </w:tcBorders>
+            <w:tcMar>
+              <w:top w:type="dxa" w:w="50"/>
+              <w:left w:type="dxa" w:w="80"/>
+              <w:bottom w:type="dxa" w:w="50"/>
+              <w:right w:type="dxa" w:w="80"/>
+            </w:tcMar>
+          </w:tcPr>
+          <w:p>
+            <w:pPr>
+              <w:jc w:val="center"/>
+            </w:pPr>
+            <w:r>
+              <w:rPr>
+                <w:rFonts w:ascii="Malgun Gothic" w:cs="Malgun Gothic" w:eastAsia="Malgun Gothic" w:hAnsi="Malgun Gothic"/>
+                <w:sz w:val="17"/>
+                <w:szCs w:val="17"/>
+              </w:rPr>
+              <w:t xml:space="preserve">최종 자료</w:t>
+            </w:r>
+          </w:p>
+        </w:tc>
+        <w:tc>
+          <w:tcPr>
+            <w:tcW w:type="dxa" w:w="7944"/>
+            <w:tcBorders>
+              <w:top w:val="single" w:color="C9D3DF" w:sz="4"/>
+              <w:left w:val="single" w:color="C9D3DF" w:sz="4"/>
+              <w:bottom w:val="single" w:color="C9D3DF" w:sz="4"/>
+              <w:right w:val="single" w:color="C9D3DF" w:sz="4"/>
+            </w:tcBorders>
+            <w:tcMar>
+              <w:top w:type="dxa" w:w="50"/>
+              <w:left w:type="dxa" w:w="80"/>
+              <w:bottom w:type="dxa" w:w="50"/>
+              <w:right w:type="dxa" w:w="80"/>
+            </w:tcMar>
+          </w:tcPr>
+          <w:p>
+            <w:pPr>
+              <w:jc w:val="left"/>
+            </w:pPr>
+            <w:r>
+              <w:rPr>
+                <w:rFonts w:ascii="Malgun Gothic" w:cs="Malgun Gothic" w:eastAsia="Malgun Gothic" w:hAnsi="Malgun Gothic"/>
+                <w:sz w:val="17"/>
+                <w:szCs w:val="17"/>
+              </w:rPr>
+              <w:t xml:space="preserve">발표자료를 본선 최종 PPT(v4)로, 출처·AI 활용 신고서를 최종본(10/15)으로 교체</w:t>
+            </w:r>
+          </w:p>
+        </w:tc>
+      </w:tr>
+      <w:tr>
+        <w:trPr>
+          <w:cantSplit/>
+          <w:tblHeader w:val="false"/>
+        </w:trPr>
+        <w:tc>
+          <w:tcPr>
+            <w:tcW w:type="dxa" w:w="2260"/>
+            <w:tcBorders>
+              <w:top w:val="single" w:color="C9D3DF" w:sz="4"/>
+              <w:left w:val="single" w:color="C9D3DF" w:sz="4"/>
+              <w:bottom w:val="single" w:color="C9D3DF" w:sz="4"/>
+              <w:right w:val="single" w:color="C9D3DF" w:sz="4"/>
+            </w:tcBorders>
+            <w:tcMar>
+              <w:top w:type="dxa" w:w="50"/>
+              <w:left w:type="dxa" w:w="80"/>
+              <w:bottom w:type="dxa" w:w="50"/>
+              <w:right w:type="dxa" w:w="80"/>
+            </w:tcMar>
+          </w:tcPr>
+          <w:p>
+            <w:pPr>
+              <w:jc w:val="center"/>
+            </w:pPr>
+            <w:r>
+              <w:rPr>
+                <w:rFonts w:ascii="Malgun Gothic" w:cs="Malgun Gothic" w:eastAsia="Malgun Gothic" w:hAnsi="Malgun Gothic"/>
+                <w:sz w:val="17"/>
+                <w:szCs w:val="17"/>
+              </w:rPr>
+              <w:t xml:space="preserve">OpenAI API</w:t>
+            </w:r>
+          </w:p>
+        </w:tc>
+        <w:tc>
+          <w:tcPr>
+            <w:tcW w:type="dxa" w:w="7944"/>
+            <w:tcBorders>
+              <w:top w:val="single" w:color="C9D3DF" w:sz="4"/>
+              <w:left w:val="single" w:color="C9D3DF" w:sz="4"/>
+              <w:bottom w:val="single" w:color="C9D3DF" w:sz="4"/>
+              <w:right w:val="single" w:color="C9D3DF" w:sz="4"/>
+            </w:tcBorders>
+            <w:tcMar>
+              <w:top w:type="dxa" w:w="50"/>
+              <w:left w:type="dxa" w:w="80"/>
+              <w:bottom w:type="dxa" w:w="50"/>
+              <w:right w:type="dxa" w:w="80"/>
+            </w:tcMar>
+          </w:tcPr>
+          <w:p>
+            <w:pPr>
+              <w:jc w:val="left"/>
+            </w:pPr>
+            <w:r>
+              <w:rPr>
+                <w:rFonts w:ascii="Malgun Gothic" w:cs="Malgun Gothic" w:eastAsia="Malgun Gothic" w:hAnsi="Malgun Gothic"/>
+                <w:sz w:val="17"/>
+                <w:szCs w:val="17"/>
+              </w:rPr>
+              <w:t xml:space="preserve">팀장 Streamlit Secrets에 연동된 이혜경 개인 API 키 삭제(사전 협의), 앱은 규칙 기반 안내로 동작</w:t>
             </w:r>
           </w:p>
         </w:tc>
